--- a/Documentation/Implementing_Tests_for_LLM_Prompts_with_Semantic_Assertions _Team_LLM_QA_Lab_Paper.docx
+++ b/Documentation/Implementing_Tests_for_LLM_Prompts_with_Semantic_Assertions _Team_LLM_QA_Lab_Paper.docx
@@ -1285,7 +1285,7 @@
       </w:pPr>
       <w:r>
         <w:drawing>
-          <wp:inline xmlns:wp14="http://schemas.microsoft.com/office/word/2010/wordprocessingDrawing" wp14:editId="39EEC1C1" wp14:anchorId="55B1DE84">
+          <wp:inline xmlns:wp14="http://schemas.microsoft.com/office/word/2010/wordprocessingDrawing" wp14:editId="2CCFED8F" wp14:anchorId="55B1DE84">
             <wp:extent cx="2886887" cy="2324100"/>
             <wp:effectExtent l="0" t="0" r="0" b="0"/>
             <wp:docPr id="1528366591" name="drawing"/>
@@ -1422,7 +1422,34 @@
           <w:szCs w:val="19"/>
           <w:lang w:val="en-US"/>
         </w:rPr>
-        <w:t>EvaluationCriteria</w:t>
+        <w:t>e</w:t>
+      </w:r>
+      <w:r>
+        <w:rPr>
+          <w:rFonts w:ascii="Times New Roman" w:hAnsi="Times New Roman" w:eastAsia="Times New Roman" w:cs="Times New Roman"/>
+          <w:sz w:val="19"/>
+          <w:szCs w:val="19"/>
+          <w:lang w:val="en-US"/>
+        </w:rPr>
+        <w:t>valuation</w:t>
+      </w:r>
+      <w:r>
+        <w:rPr>
+          <w:rFonts w:ascii="Times New Roman" w:hAnsi="Times New Roman" w:eastAsia="Times New Roman" w:cs="Times New Roman"/>
+          <w:sz w:val="19"/>
+          <w:szCs w:val="19"/>
+          <w:lang w:val="en-US"/>
+        </w:rPr>
+        <w:t>_c</w:t>
+      </w:r>
+      <w:r>
+        <w:rPr>
+          <w:rFonts w:ascii="Times New Roman" w:hAnsi="Times New Roman" w:eastAsia="Times New Roman" w:cs="Times New Roman"/>
+          <w:sz w:val="19"/>
+          <w:szCs w:val="19"/>
+          <w:lang w:val="en-US"/>
+        </w:rPr>
+        <w:t>riteria</w:t>
       </w:r>
       <w:r>
         <w:rPr>
@@ -1813,7 +1840,7 @@
               <w:right w:w="80" w:type="dxa"/>
             </w:tcMar>
           </w:tcPr>
-          <w:p wp14:textId="77777777">
+          <w:p wp14:textId="3816971A">
             <w:pPr>
               <w:jc w:val="left"/>
               <w:rPr>
@@ -1830,7 +1857,34 @@
                 <w:szCs w:val="17"/>
                 <w:lang w:val="en-US"/>
               </w:rPr>
-              <w:t>expectedOutput</w:t>
+              <w:t>e</w:t>
+            </w:r>
+            <w:r>
+              <w:rPr>
+                <w:rFonts w:ascii="Times New Roman" w:hAnsi="Times New Roman" w:eastAsia="Times New Roman" w:cs="Times New Roman"/>
+                <w:sz w:val="17"/>
+                <w:szCs w:val="17"/>
+                <w:lang w:val="en-US"/>
+              </w:rPr>
+              <w:t>xpected</w:t>
+            </w:r>
+            <w:r>
+              <w:rPr>
+                <w:rFonts w:ascii="Times New Roman" w:hAnsi="Times New Roman" w:eastAsia="Times New Roman" w:cs="Times New Roman"/>
+                <w:sz w:val="17"/>
+                <w:szCs w:val="17"/>
+                <w:lang w:val="en-US"/>
+              </w:rPr>
+              <w:t>_o</w:t>
+            </w:r>
+            <w:r>
+              <w:rPr>
+                <w:rFonts w:ascii="Times New Roman" w:hAnsi="Times New Roman" w:eastAsia="Times New Roman" w:cs="Times New Roman"/>
+                <w:sz w:val="17"/>
+                <w:szCs w:val="17"/>
+                <w:lang w:val="en-US"/>
+              </w:rPr>
+              <w:t>utput</w:t>
             </w:r>
           </w:p>
         </w:tc>
@@ -2010,7 +2064,7 @@
               <w:right w:w="80" w:type="dxa"/>
             </w:tcMar>
           </w:tcPr>
-          <w:p wp14:textId="77777777">
+          <w:p wp14:textId="1B51FC6A">
             <w:pPr>
               <w:jc w:val="left"/>
               <w:rPr>
@@ -2027,7 +2081,34 @@
                 <w:szCs w:val="17"/>
                 <w:lang w:val="en-US"/>
               </w:rPr>
-              <w:t>evaluationCriteria</w:t>
+              <w:t>e</w:t>
+            </w:r>
+            <w:r>
+              <w:rPr>
+                <w:rFonts w:ascii="Times New Roman" w:hAnsi="Times New Roman" w:eastAsia="Times New Roman" w:cs="Times New Roman"/>
+                <w:sz w:val="17"/>
+                <w:szCs w:val="17"/>
+                <w:lang w:val="en-US"/>
+              </w:rPr>
+              <w:t>valuation</w:t>
+            </w:r>
+            <w:r>
+              <w:rPr>
+                <w:rFonts w:ascii="Times New Roman" w:hAnsi="Times New Roman" w:eastAsia="Times New Roman" w:cs="Times New Roman"/>
+                <w:sz w:val="17"/>
+                <w:szCs w:val="17"/>
+                <w:lang w:val="en-US"/>
+              </w:rPr>
+              <w:t>_c</w:t>
+            </w:r>
+            <w:r>
+              <w:rPr>
+                <w:rFonts w:ascii="Times New Roman" w:hAnsi="Times New Roman" w:eastAsia="Times New Roman" w:cs="Times New Roman"/>
+                <w:sz w:val="17"/>
+                <w:szCs w:val="17"/>
+                <w:lang w:val="en-US"/>
+              </w:rPr>
+              <w:t>riteria</w:t>
             </w:r>
           </w:p>
         </w:tc>
@@ -2253,7 +2334,7 @@
       </w:pPr>
       <w:r>
         <w:drawing>
-          <wp:inline wp14:editId="5B868F7F" wp14:anchorId="35F80182">
+          <wp:inline wp14:editId="63C17C5A" wp14:anchorId="35F80182">
             <wp:extent cx="2857334" cy="2362200"/>
             <wp:effectExtent l="0" t="0" r="0" b="0"/>
             <wp:docPr id="1382536969" name="drawing"/>
@@ -5425,22 +5506,12 @@
         <w:t xml:space="preserve"> carrying the status code and raw response body for diagnostic purposes.</w:t>
       </w:r>
     </w:p>
-    <w:p>
-      <w:pPr>
+    <w:p xmlns:wp14="http://schemas.microsoft.com/office/word/2010/wordml" wp14:textId="0DF2EF59">
+      <w:pPr>
+        <w:pStyle w:val="Normal"/>
         <w:spacing w:before="0" w:after="80" w:line="264" w:lineRule="auto"/>
-        <w:ind w:firstLine="360"/>
+        <w:ind w:firstLine="0"/>
         <w:jc w:val="both"/>
-        <w:rPr>
-          <w:rFonts w:ascii="Times New Roman" w:hAnsi="Times New Roman" w:eastAsia="Times New Roman" w:cs="Times New Roman"/>
-          <w:sz w:val="19"/>
-          <w:szCs w:val="19"/>
-          <w:lang w:val="en-US"/>
-        </w:rPr>
-      </w:pPr>
-    </w:p>
-    <w:p xmlns:wp14="http://schemas.microsoft.com/office/word/2010/wordml" wp14:textId="77777777">
-      <w:pPr>
-        <w:spacing w:before="140" w:after="60" w:line="264" w:lineRule="auto"/>
         <w:rPr>
           <w:rFonts w:ascii="Times New Roman" w:hAnsi="Times New Roman" w:eastAsia="Times New Roman" w:cs="Times New Roman"/>
           <w:b w:val="1"/>
@@ -6469,7 +6540,7 @@
         <w:spacing w:before="60" w:after="0"/>
       </w:pPr>
     </w:p>
-    <w:p xmlns:wp14="http://schemas.microsoft.com/office/word/2010/wordml" wp14:textId="77777777">
+    <w:p xmlns:wp14="http://schemas.microsoft.com/office/word/2010/wordml" wp14:textId="1D3297FA">
       <w:pPr>
         <w:spacing w:before="0" w:after="80" w:line="264" w:lineRule="auto"/>
         <w:ind w:firstLine="360"/>
@@ -6491,7 +6562,25 @@
           <w:szCs w:val="19"/>
           <w:lang w:val="en-US"/>
         </w:rPr>
-        <w:t>evaluationCriteria</w:t>
+        <w:t>evaluation</w:t>
+      </w:r>
+      <w:r>
+        <w:rPr>
+          <w:rFonts w:ascii="Times New Roman" w:hAnsi="Times New Roman" w:eastAsia="Times New Roman" w:cs="Times New Roman"/>
+          <w:sz w:val="19"/>
+          <w:szCs w:val="19"/>
+          <w:lang w:val="en-US"/>
+        </w:rPr>
+        <w:t>_c</w:t>
+      </w:r>
+      <w:r>
+        <w:rPr>
+          <w:rFonts w:ascii="Times New Roman" w:hAnsi="Times New Roman" w:eastAsia="Times New Roman" w:cs="Times New Roman"/>
+          <w:sz w:val="19"/>
+          <w:szCs w:val="19"/>
+          <w:lang w:val="en-US"/>
+        </w:rPr>
+        <w:t>riteria</w:t>
       </w:r>
       <w:r>
         <w:rPr>
@@ -7919,7 +8008,7 @@
       </w:pPr>
       <w:r>
         <w:drawing>
-          <wp:inline xmlns:wp14="http://schemas.microsoft.com/office/word/2010/wordprocessingDrawing" wp14:editId="478B0DBB" wp14:anchorId="7BFC693E">
+          <wp:inline xmlns:wp14="http://schemas.microsoft.com/office/word/2010/wordprocessingDrawing" wp14:editId="64A2CFF9" wp14:anchorId="7BFC693E">
             <wp:extent cx="2828925" cy="971550"/>
             <wp:effectExtent l="0" t="0" r="0" b="0"/>
             <wp:docPr id="175347953" name="drawing"/>
@@ -8044,7 +8133,7 @@
       </w:pPr>
       <w:r>
         <w:drawing>
-          <wp:inline wp14:editId="1FA6BB8A" wp14:anchorId="475961DE">
+          <wp:inline wp14:editId="7EDF3611" wp14:anchorId="475961DE">
             <wp:extent cx="2897094" cy="1066800"/>
             <wp:effectExtent l="0" t="0" r="0" b="0"/>
             <wp:docPr id="94675093" name="drawing"/>
@@ -8903,7 +8992,7 @@
       </w:pPr>
       <w:r>
         <w:drawing>
-          <wp:inline wp14:editId="165F7418" wp14:anchorId="1F98DE2B">
+          <wp:inline wp14:editId="7605CAAF" wp14:anchorId="1F98DE2B">
             <wp:extent cx="2776683" cy="2295525"/>
             <wp:effectExtent l="0" t="0" r="0" b="0"/>
             <wp:docPr id="1607423297" name="drawing"/>
@@ -9010,7 +9099,7 @@
       </w:pPr>
       <w:r>
         <w:drawing>
-          <wp:inline wp14:editId="55B8E350" wp14:anchorId="2170D9A4">
+          <wp:inline wp14:editId="010372AB" wp14:anchorId="2170D9A4">
             <wp:extent cx="2741221" cy="2286000"/>
             <wp:effectExtent l="0" t="0" r="0" b="0"/>
             <wp:docPr id="1804541684" name="drawing"/>
@@ -10554,7 +10643,7 @@
       </w:pPr>
       <w:r>
         <w:drawing>
-          <wp:inline xmlns:wp14="http://schemas.microsoft.com/office/word/2010/wordprocessingDrawing" wp14:editId="1C82C337" wp14:anchorId="1855F437">
+          <wp:inline xmlns:wp14="http://schemas.microsoft.com/office/word/2010/wordprocessingDrawing" wp14:editId="7F4370F3" wp14:anchorId="1855F437">
             <wp:extent cx="2838188" cy="1390650"/>
             <wp:effectExtent l="0" t="0" r="0" b="0"/>
             <wp:docPr id="1807771268" name="drawing"/>
@@ -10597,7 +10686,7 @@
       </w:r>
       <w:r>
         <w:drawing>
-          <wp:inline xmlns:wp14="http://schemas.microsoft.com/office/word/2010/wordprocessingDrawing" wp14:editId="588A601D" wp14:anchorId="260CC715">
+          <wp:inline xmlns:wp14="http://schemas.microsoft.com/office/word/2010/wordprocessingDrawing" wp14:editId="1E23B935" wp14:anchorId="260CC715">
             <wp:extent cx="2852576" cy="1343025"/>
             <wp:effectExtent l="0" t="0" r="0" b="0"/>
             <wp:docPr id="1307619941" name="drawing"/>
@@ -10751,7 +10840,7 @@
       </w:pPr>
       <w:r>
         <w:drawing>
-          <wp:inline xmlns:wp14="http://schemas.microsoft.com/office/word/2010/wordprocessingDrawing" wp14:editId="6AF6F701" wp14:anchorId="2850EBAE">
+          <wp:inline xmlns:wp14="http://schemas.microsoft.com/office/word/2010/wordprocessingDrawing" wp14:editId="732CC566" wp14:anchorId="2850EBAE">
             <wp:extent cx="2876550" cy="514350"/>
             <wp:effectExtent l="0" t="0" r="0" b="0"/>
             <wp:docPr id="155673765" name="drawing"/>
@@ -10794,7 +10883,7 @@
       </w:r>
       <w:r>
         <w:drawing>
-          <wp:inline xmlns:wp14="http://schemas.microsoft.com/office/word/2010/wordprocessingDrawing" wp14:editId="43E67921" wp14:anchorId="7257B7CE">
+          <wp:inline xmlns:wp14="http://schemas.microsoft.com/office/word/2010/wordprocessingDrawing" wp14:editId="7F050B34" wp14:anchorId="7257B7CE">
             <wp:extent cx="2857500" cy="1176011"/>
             <wp:effectExtent l="0" t="0" r="0" b="0"/>
             <wp:docPr id="596946894" name="drawing"/>
@@ -10969,7 +11058,7 @@
       </w:pPr>
       <w:r>
         <w:drawing>
-          <wp:inline xmlns:wp14="http://schemas.microsoft.com/office/word/2010/wordprocessingDrawing" wp14:editId="4FB0DCBB" wp14:anchorId="757B6673">
+          <wp:inline xmlns:wp14="http://schemas.microsoft.com/office/word/2010/wordprocessingDrawing" wp14:editId="1333922B" wp14:anchorId="757B6673">
             <wp:extent cx="2847975" cy="476250"/>
             <wp:effectExtent l="0" t="0" r="0" b="0"/>
             <wp:docPr id="634495637" name="drawing"/>
@@ -11012,7 +11101,7 @@
       </w:r>
       <w:r>
         <w:drawing>
-          <wp:inline xmlns:wp14="http://schemas.microsoft.com/office/word/2010/wordprocessingDrawing" wp14:editId="153B12FB" wp14:anchorId="14675577">
+          <wp:inline xmlns:wp14="http://schemas.microsoft.com/office/word/2010/wordprocessingDrawing" wp14:editId="203E4B3B" wp14:anchorId="14675577">
             <wp:extent cx="2832427" cy="1390650"/>
             <wp:effectExtent l="0" t="0" r="0" b="0"/>
             <wp:docPr id="891788248" name="drawing"/>
@@ -11204,7 +11293,7 @@
       </w:pPr>
       <w:r>
         <w:drawing>
-          <wp:inline xmlns:wp14="http://schemas.microsoft.com/office/word/2010/wordprocessingDrawing" wp14:editId="1E5A0E2E" wp14:anchorId="4498F20E">
+          <wp:inline xmlns:wp14="http://schemas.microsoft.com/office/word/2010/wordprocessingDrawing" wp14:editId="4359271A" wp14:anchorId="4498F20E">
             <wp:extent cx="2867853" cy="1428750"/>
             <wp:effectExtent l="0" t="0" r="0" b="0"/>
             <wp:docPr id="1740862073" name="drawing"/>
@@ -11352,7 +11441,7 @@
       </w:pPr>
       <w:r>
         <w:drawing>
-          <wp:inline xmlns:wp14="http://schemas.microsoft.com/office/word/2010/wordprocessingDrawing" wp14:editId="1A891A84" wp14:anchorId="4B367042">
+          <wp:inline xmlns:wp14="http://schemas.microsoft.com/office/word/2010/wordprocessingDrawing" wp14:editId="436DF80D" wp14:anchorId="4B367042">
             <wp:extent cx="2878282" cy="1485900"/>
             <wp:effectExtent l="0" t="0" r="0" b="0"/>
             <wp:docPr id="371776877" name="drawing"/>
@@ -11560,7 +11649,7 @@
       </w:pPr>
       <w:r>
         <w:drawing>
-          <wp:inline wp14:editId="4E5CAAA0" wp14:anchorId="5D14EDCD">
+          <wp:inline wp14:editId="7909A756" wp14:anchorId="5D14EDCD">
             <wp:extent cx="2886075" cy="552450"/>
             <wp:effectExtent l="0" t="0" r="0" b="0"/>
             <wp:docPr id="1128122728" name="drawing"/>
@@ -11603,7 +11692,7 @@
       </w:r>
       <w:r>
         <w:drawing>
-          <wp:inline wp14:editId="1CC1C3B6" wp14:anchorId="1E3856F5">
+          <wp:inline wp14:editId="64103DD2" wp14:anchorId="1E3856F5">
             <wp:extent cx="2878282" cy="1371600"/>
             <wp:effectExtent l="0" t="0" r="0" b="0"/>
             <wp:docPr id="1424259916" name="drawing"/>
@@ -11862,7 +11951,7 @@
         <w:t>A. Test Overview</w:t>
       </w:r>
     </w:p>
-    <w:p xmlns:wp14="http://schemas.microsoft.com/office/word/2010/wordml" wp14:textId="24D230F5">
+    <w:p xmlns:wp14="http://schemas.microsoft.com/office/word/2010/wordml" wp14:textId="1D05C1E9">
       <w:pPr>
         <w:pStyle w:val="Normal"/>
         <w:spacing w:before="0" w:after="80" w:line="264" w:lineRule="auto"/>
@@ -12030,7 +12119,27 @@
           <w:szCs w:val="19"/>
           <w:lang w:val="en-US"/>
         </w:rPr>
-        <w:t xml:space="preserve"> — are mocked so that the full suite completes in under 5 seconds without any API key or internet connection. Fig. 13 shows the test runner output with all tests passing.</w:t>
+        <w:t xml:space="preserve"> — are mocked so that the full suite completes in under </w:t>
+      </w:r>
+      <w:r>
+        <w:rPr>
+          <w:rFonts w:ascii="Times New Roman" w:hAnsi="Times New Roman" w:eastAsia="Times New Roman" w:cs="Times New Roman"/>
+          <w:noProof w:val="0"/>
+          <w:sz w:val="19"/>
+          <w:szCs w:val="19"/>
+          <w:lang w:val="en-US"/>
+        </w:rPr>
+        <w:t>15</w:t>
+      </w:r>
+      <w:r>
+        <w:rPr>
+          <w:rFonts w:ascii="Times New Roman" w:hAnsi="Times New Roman" w:eastAsia="Times New Roman" w:cs="Times New Roman"/>
+          <w:noProof w:val="0"/>
+          <w:sz w:val="19"/>
+          <w:szCs w:val="19"/>
+          <w:lang w:val="en-US"/>
+        </w:rPr>
+        <w:t xml:space="preserve"> seconds without any API key or internet connection. Fig. 13 shows the test runner output with all tests passing.</w:t>
       </w:r>
     </w:p>
     <w:p xmlns:wp14="http://schemas.microsoft.com/office/word/2010/wordml" wp14:textId="5F101C2B">
@@ -12040,7 +12149,7 @@
       </w:pPr>
       <w:r>
         <w:drawing>
-          <wp:inline xmlns:wp14="http://schemas.microsoft.com/office/word/2010/wordprocessingDrawing" wp14:editId="444EF7EF" wp14:anchorId="674B3B54">
+          <wp:inline xmlns:wp14="http://schemas.microsoft.com/office/word/2010/wordprocessingDrawing" wp14:editId="0A034E69" wp14:anchorId="674B3B54">
             <wp:extent cx="2828925" cy="1215314"/>
             <wp:effectExtent l="0" t="0" r="0" b="0"/>
             <wp:docPr id="1506783431" name="drawing"/>
@@ -13633,11 +13742,18 @@
         <w:t xml:space="preserve"> including an interactive HTML dashboard.</w:t>
       </w:r>
     </w:p>
-    <w:p xmlns:wp14="http://schemas.microsoft.com/office/word/2010/wordml" wp14:textId="72B4B769">
-      <w:pPr>
+    <w:p xmlns:wp14="http://schemas.microsoft.com/office/word/2010/wordml" wp14:textId="12D5D742">
+      <w:pPr>
+        <w:pStyle w:val="Normal"/>
         <w:spacing w:before="0" w:after="80" w:line="264" w:lineRule="auto"/>
         <w:ind w:firstLine="360"/>
         <w:jc w:val="both"/>
+        <w:rPr>
+          <w:rFonts w:ascii="Times New Roman" w:hAnsi="Times New Roman" w:eastAsia="Times New Roman" w:cs="Times New Roman"/>
+          <w:sz w:val="19"/>
+          <w:szCs w:val="19"/>
+          <w:lang w:val="en-US"/>
+        </w:rPr>
       </w:pPr>
       <w:r>
         <w:rPr>
@@ -13754,33 +13870,135 @@
           <w:szCs w:val="19"/>
           <w:lang w:val="en-US"/>
         </w:rPr>
-        <w:t>31 unit</w:t>
-      </w:r>
-      <w:r>
-        <w:rPr>
-          <w:rFonts w:ascii="Times New Roman" w:hAnsi="Times New Roman" w:eastAsia="Times New Roman" w:cs="Times New Roman"/>
-          <w:sz w:val="19"/>
-          <w:szCs w:val="19"/>
-          <w:lang w:val="en-US"/>
-        </w:rPr>
-        <w:t xml:space="preserve"> tests pass. The framework satisfies all requirements of ML project 25/26-08 and provides an extensible foundation for LLM regression testing in academic and production settings.</w:t>
-      </w:r>
-    </w:p>
-    <w:p xmlns:wp14="http://schemas.microsoft.com/office/word/2010/wordml" wp14:textId="77777777">
-      <w:pPr>
-        <w:spacing w:before="200" w:after="80" w:line="264"/>
+        <w:t>85</w:t>
+      </w:r>
+      <w:r>
+        <w:rPr>
+          <w:rFonts w:ascii="Times New Roman" w:hAnsi="Times New Roman" w:eastAsia="Times New Roman" w:cs="Times New Roman"/>
+          <w:sz w:val="19"/>
+          <w:szCs w:val="19"/>
+          <w:lang w:val="en-US"/>
+        </w:rPr>
+        <w:t xml:space="preserve"> unit</w:t>
+      </w:r>
+      <w:r>
+        <w:rPr>
+          <w:rFonts w:ascii="Times New Roman" w:hAnsi="Times New Roman" w:eastAsia="Times New Roman" w:cs="Times New Roman"/>
+          <w:sz w:val="19"/>
+          <w:szCs w:val="19"/>
+          <w:lang w:val="en-US"/>
+        </w:rPr>
+        <w:t xml:space="preserve"> tests pass. The framework satisfies all requirements of ML project 25/26-08</w:t>
+      </w:r>
+      <w:r>
+        <w:rPr>
+          <w:rFonts w:ascii="Times New Roman" w:hAnsi="Times New Roman" w:eastAsia="Times New Roman" w:cs="Times New Roman"/>
+          <w:sz w:val="19"/>
+          <w:szCs w:val="19"/>
+          <w:lang w:val="en-US"/>
+        </w:rPr>
+        <w:t xml:space="preserve"> — implementing both </w:t>
+      </w:r>
+      <w:r>
+        <w:rPr>
+          <w:rFonts w:ascii="Times New Roman" w:hAnsi="Times New Roman" w:eastAsia="Times New Roman" w:cs="Times New Roman"/>
+          <w:noProof w:val="0"/>
+          <w:sz w:val="19"/>
+          <w:szCs w:val="19"/>
+          <w:lang w:val="en-US"/>
+        </w:rPr>
+        <w:t>required</w:t>
+      </w:r>
+      <w:r>
+        <w:rPr>
+          <w:rFonts w:ascii="Times New Roman" w:hAnsi="Times New Roman" w:eastAsia="Times New Roman" w:cs="Times New Roman"/>
+          <w:noProof w:val="0"/>
+          <w:sz w:val="19"/>
+          <w:szCs w:val="19"/>
+          <w:lang w:val="en-US"/>
+        </w:rPr>
+        <w:t xml:space="preserve"> semantic validation approaches, supporting multiple providers, loading 130 JSON test cases, and generating reports in four formats — and provides an extensible foundation for LLM regression testing in academic and production </w:t>
+      </w:r>
+      <w:r>
+        <w:rPr>
+          <w:rFonts w:ascii="Times New Roman" w:hAnsi="Times New Roman" w:eastAsia="Times New Roman" w:cs="Times New Roman"/>
+          <w:noProof w:val="0"/>
+          <w:sz w:val="19"/>
+          <w:szCs w:val="19"/>
+          <w:lang w:val="en-US"/>
+        </w:rPr>
+        <w:t>settings.</w:t>
+      </w:r>
+    </w:p>
+    <w:p xmlns:wp14="http://schemas.microsoft.com/office/word/2010/wordml" wp14:textId="67468A7D">
+      <w:pPr>
+        <w:pStyle w:val="Normal"/>
+        <w:spacing w:before="0" w:after="80" w:line="264" w:lineRule="auto"/>
+        <w:ind w:firstLine="360"/>
+        <w:jc w:val="both"/>
+        <w:rPr>
+          <w:rFonts w:ascii="Times New Roman" w:hAnsi="Times New Roman" w:eastAsia="Times New Roman" w:cs="Times New Roman"/>
+          <w:noProof w:val="0"/>
+          <w:sz w:val="19"/>
+          <w:szCs w:val="19"/>
+          <w:lang w:val="en-US"/>
+        </w:rPr>
+      </w:pPr>
+    </w:p>
+    <w:p xmlns:wp14="http://schemas.microsoft.com/office/word/2010/wordml" wp14:textId="5EB4F6C3">
+      <w:pPr>
+        <w:pStyle w:val="Normal"/>
+        <w:spacing w:before="0" w:after="80" w:line="264" w:lineRule="auto"/>
+        <w:ind w:firstLine="360"/>
+        <w:jc w:val="both"/>
+        <w:rPr>
+          <w:rFonts w:ascii="Times New Roman" w:hAnsi="Times New Roman" w:eastAsia="Times New Roman" w:cs="Times New Roman"/>
+          <w:noProof w:val="0"/>
+          <w:sz w:val="19"/>
+          <w:szCs w:val="19"/>
+          <w:lang w:val="en-US"/>
+        </w:rPr>
+      </w:pPr>
+    </w:p>
+    <w:p xmlns:wp14="http://schemas.microsoft.com/office/word/2010/wordml" wp14:textId="4788B0D7">
+      <w:pPr>
+        <w:pStyle w:val="Normal"/>
+        <w:spacing w:before="0" w:after="80" w:line="264" w:lineRule="auto"/>
+        <w:ind w:firstLine="360"/>
+        <w:jc w:val="both"/>
+        <w:rPr>
+          <w:rFonts w:ascii="Times New Roman" w:hAnsi="Times New Roman" w:eastAsia="Times New Roman" w:cs="Times New Roman"/>
+          <w:noProof w:val="0"/>
+          <w:sz w:val="19"/>
+          <w:szCs w:val="19"/>
+          <w:lang w:val="en-US"/>
+        </w:rPr>
+      </w:pPr>
+    </w:p>
+    <w:p xmlns:wp14="http://schemas.microsoft.com/office/word/2010/wordml" wp14:textId="64AB823E">
+      <w:pPr>
+        <w:pStyle w:val="Normal"/>
+        <w:spacing w:before="0" w:after="80" w:line="264" w:lineRule="auto"/>
+        <w:ind w:firstLine="0"/>
         <w:jc w:val="center"/>
-      </w:pPr>
-      <w:r>
-        <w:rPr>
-          <w:rFonts w:ascii="Times New Roman" w:hAnsi="Times New Roman" w:eastAsia="Times New Roman" w:cs="Times New Roman"/>
-          <w:b/>
-          <w:bCs/>
-          <w:caps/>
-          <w:sz w:val="19"/>
-          <w:szCs w:val="19"/>
-        </w:rPr>
-        <w:t xml:space="preserve">References</w:t>
+        <w:rPr>
+          <w:rFonts w:ascii="Times New Roman" w:hAnsi="Times New Roman" w:eastAsia="Times New Roman" w:cs="Times New Roman"/>
+          <w:noProof w:val="0"/>
+          <w:sz w:val="19"/>
+          <w:szCs w:val="19"/>
+          <w:lang w:val="en-US"/>
+        </w:rPr>
+      </w:pPr>
+      <w:r>
+        <w:rPr>
+          <w:rFonts w:ascii="Times New Roman" w:hAnsi="Times New Roman" w:eastAsia="Times New Roman" w:cs="Times New Roman"/>
+          <w:b w:val="1"/>
+          <w:bCs w:val="1"/>
+          <w:caps w:val="1"/>
+          <w:sz w:val="19"/>
+          <w:szCs w:val="19"/>
+        </w:rPr>
+        <w:t>References</w:t>
       </w:r>
     </w:p>
     <w:p xmlns:wp14="http://schemas.microsoft.com/office/word/2010/wordml" wp14:textId="77777777">

--- a/Documentation/Implementing_Tests_for_LLM_Prompts_with_Semantic_Assertions _Team_LLM_QA_Lab_Paper.docx
+++ b/Documentation/Implementing_Tests_for_LLM_Prompts_with_Semantic_Assertions _Team_LLM_QA_Lab_Paper.docx
@@ -197,7 +197,7 @@
         <w:t>Md Abdulla AL Mahamud Rosi</w:t>
       </w:r>
     </w:p>
-    <w:p xmlns:wp14="http://schemas.microsoft.com/office/word/2010/wordml" wp14:textId="1CA72548">
+    <w:p xmlns:wp14="http://schemas.microsoft.com/office/word/2010/wordml" wp14:textId="1B7804E7">
       <w:pPr>
         <w:spacing w:before="0" w:after="60" w:line="264" w:lineRule="auto"/>
         <w:jc w:val="center"/>
@@ -212,6 +212,7 @@
           <w:color w:val="000000"/>
           <w:sz w:val="19"/>
           <w:szCs w:val="19"/>
+          <w:lang w:val="en-US"/>
         </w:rPr>
       </w:pPr>
       <w:r>
@@ -226,22 +227,9 @@
           <w:color w:val="000000"/>
           <w:sz w:val="19"/>
           <w:szCs w:val="19"/>
+          <w:lang w:val="en-US"/>
         </w:rPr>
         <w:t>[</w:t>
-      </w:r>
-      <w:r>
-        <w:rPr>
-          <w:rFonts w:ascii="Times New Roman" w:hAnsi="Times New Roman" w:eastAsia="Times New Roman" w:cs="Times New Roman"/>
-          <w:b w:val="0"/>
-          <w:bCs w:val="0"/>
-          <w:i w:val="0"/>
-          <w:iCs w:val="0"/>
-          <w:caps w:val="0"/>
-          <w:smallCaps w:val="0"/>
-          <w:sz w:val="19"/>
-          <w:szCs w:val="19"/>
-        </w:rPr>
-        <w:t>student.email@stud.fra-uas.de</w:t>
       </w:r>
       <w:r>
         <w:rPr>
@@ -255,6 +243,38 @@
           <w:color w:val="000000"/>
           <w:sz w:val="19"/>
           <w:szCs w:val="19"/>
+          <w:lang w:val="en-US"/>
+        </w:rPr>
+        <w:t>abdulla.rosi</w:t>
+      </w:r>
+      <w:r>
+        <w:rPr>
+          <w:rFonts w:ascii="Times New Roman" w:hAnsi="Times New Roman" w:eastAsia="Times New Roman" w:cs="Times New Roman"/>
+          <w:b w:val="0"/>
+          <w:bCs w:val="0"/>
+          <w:i w:val="0"/>
+          <w:iCs w:val="0"/>
+          <w:caps w:val="0"/>
+          <w:smallCaps w:val="0"/>
+          <w:sz w:val="19"/>
+          <w:szCs w:val="19"/>
+          <w:lang w:val="en-US"/>
+        </w:rPr>
+        <w:t>@stud.fra-uas.de</w:t>
+      </w:r>
+      <w:r>
+        <w:rPr>
+          <w:rFonts w:ascii="Times New Roman" w:hAnsi="Times New Roman" w:eastAsia="Times New Roman" w:cs="Times New Roman"/>
+          <w:b w:val="0"/>
+          <w:bCs w:val="0"/>
+          <w:i w:val="0"/>
+          <w:iCs w:val="0"/>
+          <w:caps w:val="0"/>
+          <w:smallCaps w:val="0"/>
+          <w:color w:val="000000"/>
+          <w:sz w:val="19"/>
+          <w:szCs w:val="19"/>
+          <w:lang w:val="en-US"/>
         </w:rPr>
         <w:t>]</w:t>
       </w:r>
@@ -1285,7 +1305,7 @@
       </w:pPr>
       <w:r>
         <w:drawing>
-          <wp:inline xmlns:wp14="http://schemas.microsoft.com/office/word/2010/wordprocessingDrawing" wp14:editId="2CCFED8F" wp14:anchorId="55B1DE84">
+          <wp:inline xmlns:wp14="http://schemas.microsoft.com/office/word/2010/wordprocessingDrawing" wp14:editId="54C6CA16" wp14:anchorId="55B1DE84">
             <wp:extent cx="2886887" cy="2324100"/>
             <wp:effectExtent l="0" t="0" r="0" b="0"/>
             <wp:docPr id="1528366591" name="drawing"/>
@@ -1377,16 +1397,43 @@
           <w:szCs w:val="19"/>
           <w:lang w:val="en-US"/>
         </w:rPr>
-        <w:t>Test cases are stored in data/</w:t>
-      </w:r>
-      <w:r>
-        <w:rPr>
-          <w:rFonts w:ascii="Times New Roman" w:hAnsi="Times New Roman" w:eastAsia="Times New Roman" w:cs="Times New Roman"/>
-          <w:sz w:val="19"/>
-          <w:szCs w:val="19"/>
-          <w:lang w:val="en-US"/>
-        </w:rPr>
-        <w:t>sample_test_cases.json</w:t>
+        <w:t>Test cases are sto</w:t>
+      </w:r>
+      <w:r>
+        <w:rPr>
+          <w:rFonts w:ascii="Times New Roman" w:hAnsi="Times New Roman" w:eastAsia="Times New Roman" w:cs="Times New Roman"/>
+          <w:sz w:val="19"/>
+          <w:szCs w:val="19"/>
+          <w:lang w:val="en-US"/>
+        </w:rPr>
+        <w:t>red in data</w:t>
+      </w:r>
+      <w:r>
+        <w:rPr>
+          <w:rFonts w:ascii="Times New Roman" w:hAnsi="Times New Roman" w:eastAsia="Times New Roman" w:cs="Times New Roman"/>
+          <w:sz w:val="19"/>
+          <w:szCs w:val="19"/>
+          <w:lang w:val="en-US"/>
+        </w:rPr>
+        <w:t>/</w:t>
+      </w:r>
+      <w:r>
+        <w:rPr>
+          <w:rFonts w:ascii="Times New Roman" w:hAnsi="Times New Roman" w:eastAsia="Times New Roman" w:cs="Times New Roman"/>
+          <w:sz w:val="19"/>
+          <w:szCs w:val="19"/>
+          <w:lang w:val="en-US"/>
+        </w:rPr>
+        <w:t>sample_test_cases.jso</w:t>
+      </w:r>
+      <w:r>
+        <w:rPr>
+          <w:rFonts w:ascii="Times New Roman" w:hAnsi="Times New Roman" w:eastAsia="Times New Roman" w:cs="Times New Roman"/>
+          <w:sz w:val="19"/>
+          <w:szCs w:val="19"/>
+          <w:lang w:val="en-US"/>
+        </w:rPr>
+        <w:t>n</w:t>
       </w:r>
       <w:r>
         <w:rPr>
@@ -1440,7 +1487,16 @@
           <w:szCs w:val="19"/>
           <w:lang w:val="en-US"/>
         </w:rPr>
-        <w:t>_c</w:t>
+        <w:t>_</w:t>
+      </w:r>
+      <w:r>
+        <w:rPr>
+          <w:rFonts w:ascii="Times New Roman" w:hAnsi="Times New Roman" w:eastAsia="Times New Roman" w:cs="Times New Roman"/>
+          <w:sz w:val="19"/>
+          <w:szCs w:val="19"/>
+          <w:lang w:val="en-US"/>
+        </w:rPr>
+        <w:t>c</w:t>
       </w:r>
       <w:r>
         <w:rPr>
@@ -2334,7 +2390,7 @@
       </w:pPr>
       <w:r>
         <w:drawing>
-          <wp:inline wp14:editId="63C17C5A" wp14:anchorId="35F80182">
+          <wp:inline wp14:editId="5D4284DA" wp14:anchorId="35F80182">
             <wp:extent cx="2857334" cy="2362200"/>
             <wp:effectExtent l="0" t="0" r="0" b="0"/>
             <wp:docPr id="1382536969" name="drawing"/>
@@ -8008,7 +8064,7 @@
       </w:pPr>
       <w:r>
         <w:drawing>
-          <wp:inline xmlns:wp14="http://schemas.microsoft.com/office/word/2010/wordprocessingDrawing" wp14:editId="64A2CFF9" wp14:anchorId="7BFC693E">
+          <wp:inline xmlns:wp14="http://schemas.microsoft.com/office/word/2010/wordprocessingDrawing" wp14:editId="055C9453" wp14:anchorId="7BFC693E">
             <wp:extent cx="2828925" cy="971550"/>
             <wp:effectExtent l="0" t="0" r="0" b="0"/>
             <wp:docPr id="175347953" name="drawing"/>
@@ -8133,7 +8189,7 @@
       </w:pPr>
       <w:r>
         <w:drawing>
-          <wp:inline wp14:editId="7EDF3611" wp14:anchorId="475961DE">
+          <wp:inline wp14:editId="39E0C871" wp14:anchorId="475961DE">
             <wp:extent cx="2897094" cy="1066800"/>
             <wp:effectExtent l="0" t="0" r="0" b="0"/>
             <wp:docPr id="94675093" name="drawing"/>
@@ -8992,7 +9048,7 @@
       </w:pPr>
       <w:r>
         <w:drawing>
-          <wp:inline wp14:editId="7605CAAF" wp14:anchorId="1F98DE2B">
+          <wp:inline wp14:editId="72EAD754" wp14:anchorId="1F98DE2B">
             <wp:extent cx="2776683" cy="2295525"/>
             <wp:effectExtent l="0" t="0" r="0" b="0"/>
             <wp:docPr id="1607423297" name="drawing"/>
@@ -9099,7 +9155,7 @@
       </w:pPr>
       <w:r>
         <w:drawing>
-          <wp:inline wp14:editId="010372AB" wp14:anchorId="2170D9A4">
+          <wp:inline wp14:editId="2965ABC1" wp14:anchorId="2170D9A4">
             <wp:extent cx="2741221" cy="2286000"/>
             <wp:effectExtent l="0" t="0" r="0" b="0"/>
             <wp:docPr id="1804541684" name="drawing"/>
@@ -10643,7 +10699,7 @@
       </w:pPr>
       <w:r>
         <w:drawing>
-          <wp:inline xmlns:wp14="http://schemas.microsoft.com/office/word/2010/wordprocessingDrawing" wp14:editId="7F4370F3" wp14:anchorId="1855F437">
+          <wp:inline xmlns:wp14="http://schemas.microsoft.com/office/word/2010/wordprocessingDrawing" wp14:editId="5F886124" wp14:anchorId="1855F437">
             <wp:extent cx="2838188" cy="1390650"/>
             <wp:effectExtent l="0" t="0" r="0" b="0"/>
             <wp:docPr id="1807771268" name="drawing"/>
@@ -10686,7 +10742,7 @@
       </w:r>
       <w:r>
         <w:drawing>
-          <wp:inline xmlns:wp14="http://schemas.microsoft.com/office/word/2010/wordprocessingDrawing" wp14:editId="1E23B935" wp14:anchorId="260CC715">
+          <wp:inline xmlns:wp14="http://schemas.microsoft.com/office/word/2010/wordprocessingDrawing" wp14:editId="573C8B7A" wp14:anchorId="260CC715">
             <wp:extent cx="2852576" cy="1343025"/>
             <wp:effectExtent l="0" t="0" r="0" b="0"/>
             <wp:docPr id="1307619941" name="drawing"/>
@@ -10840,7 +10896,7 @@
       </w:pPr>
       <w:r>
         <w:drawing>
-          <wp:inline xmlns:wp14="http://schemas.microsoft.com/office/word/2010/wordprocessingDrawing" wp14:editId="732CC566" wp14:anchorId="2850EBAE">
+          <wp:inline xmlns:wp14="http://schemas.microsoft.com/office/word/2010/wordprocessingDrawing" wp14:editId="56A246D2" wp14:anchorId="2850EBAE">
             <wp:extent cx="2876550" cy="514350"/>
             <wp:effectExtent l="0" t="0" r="0" b="0"/>
             <wp:docPr id="155673765" name="drawing"/>
@@ -10883,7 +10939,7 @@
       </w:r>
       <w:r>
         <w:drawing>
-          <wp:inline xmlns:wp14="http://schemas.microsoft.com/office/word/2010/wordprocessingDrawing" wp14:editId="7F050B34" wp14:anchorId="7257B7CE">
+          <wp:inline xmlns:wp14="http://schemas.microsoft.com/office/word/2010/wordprocessingDrawing" wp14:editId="7CB23219" wp14:anchorId="7257B7CE">
             <wp:extent cx="2857500" cy="1176011"/>
             <wp:effectExtent l="0" t="0" r="0" b="0"/>
             <wp:docPr id="596946894" name="drawing"/>
@@ -11058,7 +11114,7 @@
       </w:pPr>
       <w:r>
         <w:drawing>
-          <wp:inline xmlns:wp14="http://schemas.microsoft.com/office/word/2010/wordprocessingDrawing" wp14:editId="1333922B" wp14:anchorId="757B6673">
+          <wp:inline xmlns:wp14="http://schemas.microsoft.com/office/word/2010/wordprocessingDrawing" wp14:editId="701AC780" wp14:anchorId="757B6673">
             <wp:extent cx="2847975" cy="476250"/>
             <wp:effectExtent l="0" t="0" r="0" b="0"/>
             <wp:docPr id="634495637" name="drawing"/>
@@ -11101,7 +11157,7 @@
       </w:r>
       <w:r>
         <w:drawing>
-          <wp:inline xmlns:wp14="http://schemas.microsoft.com/office/word/2010/wordprocessingDrawing" wp14:editId="203E4B3B" wp14:anchorId="14675577">
+          <wp:inline xmlns:wp14="http://schemas.microsoft.com/office/word/2010/wordprocessingDrawing" wp14:editId="3B5A46A4" wp14:anchorId="14675577">
             <wp:extent cx="2832427" cy="1390650"/>
             <wp:effectExtent l="0" t="0" r="0" b="0"/>
             <wp:docPr id="891788248" name="drawing"/>
@@ -11293,7 +11349,7 @@
       </w:pPr>
       <w:r>
         <w:drawing>
-          <wp:inline xmlns:wp14="http://schemas.microsoft.com/office/word/2010/wordprocessingDrawing" wp14:editId="4359271A" wp14:anchorId="4498F20E">
+          <wp:inline xmlns:wp14="http://schemas.microsoft.com/office/word/2010/wordprocessingDrawing" wp14:editId="5D9BAFA7" wp14:anchorId="4498F20E">
             <wp:extent cx="2867853" cy="1428750"/>
             <wp:effectExtent l="0" t="0" r="0" b="0"/>
             <wp:docPr id="1740862073" name="drawing"/>
@@ -11441,7 +11497,7 @@
       </w:pPr>
       <w:r>
         <w:drawing>
-          <wp:inline xmlns:wp14="http://schemas.microsoft.com/office/word/2010/wordprocessingDrawing" wp14:editId="436DF80D" wp14:anchorId="4B367042">
+          <wp:inline xmlns:wp14="http://schemas.microsoft.com/office/word/2010/wordprocessingDrawing" wp14:editId="3438535B" wp14:anchorId="4B367042">
             <wp:extent cx="2878282" cy="1485900"/>
             <wp:effectExtent l="0" t="0" r="0" b="0"/>
             <wp:docPr id="371776877" name="drawing"/>
@@ -11649,7 +11705,7 @@
       </w:pPr>
       <w:r>
         <w:drawing>
-          <wp:inline wp14:editId="7909A756" wp14:anchorId="5D14EDCD">
+          <wp:inline wp14:editId="4D0E763B" wp14:anchorId="5D14EDCD">
             <wp:extent cx="2886075" cy="552450"/>
             <wp:effectExtent l="0" t="0" r="0" b="0"/>
             <wp:docPr id="1128122728" name="drawing"/>
@@ -11692,7 +11748,7 @@
       </w:r>
       <w:r>
         <w:drawing>
-          <wp:inline wp14:editId="64103DD2" wp14:anchorId="1E3856F5">
+          <wp:inline wp14:editId="1A878A91" wp14:anchorId="1E3856F5">
             <wp:extent cx="2878282" cy="1371600"/>
             <wp:effectExtent l="0" t="0" r="0" b="0"/>
             <wp:docPr id="1424259916" name="drawing"/>
@@ -12149,7 +12205,7 @@
       </w:pPr>
       <w:r>
         <w:drawing>
-          <wp:inline xmlns:wp14="http://schemas.microsoft.com/office/word/2010/wordprocessingDrawing" wp14:editId="0A034E69" wp14:anchorId="674B3B54">
+          <wp:inline xmlns:wp14="http://schemas.microsoft.com/office/word/2010/wordprocessingDrawing" wp14:editId="6180ABCC" wp14:anchorId="674B3B54">
             <wp:extent cx="2828925" cy="1215314"/>
             <wp:effectExtent l="0" t="0" r="0" b="0"/>
             <wp:docPr id="1506783431" name="drawing"/>

--- a/Documentation/Implementing_Tests_for_LLM_Prompts_with_Semantic_Assertions _Team_LLM_QA_Lab_Paper.docx
+++ b/Documentation/Implementing_Tests_for_LLM_Prompts_with_Semantic_Assertions _Team_LLM_QA_Lab_Paper.docx
@@ -1,6 +1,6 @@
 
 <file path=word/document.xml><?xml version="1.0" encoding="utf-8"?>
-<w:document xmlns:wpc="http://schemas.microsoft.com/office/word/2010/wordprocessingCanvas" xmlns:cx="http://schemas.microsoft.com/office/drawing/2014/chartex" xmlns:cx1="http://schemas.microsoft.com/office/drawing/2015/9/8/chartex" xmlns:cx2="http://schemas.microsoft.com/office/drawing/2015/10/21/chartex" xmlns:cx3="http://schemas.microsoft.com/office/drawing/2016/5/9/chartex" xmlns:cx4="http://schemas.microsoft.com/office/drawing/2016/5/10/chartex" xmlns:cx5="http://schemas.microsoft.com/office/drawing/2016/5/11/chartex" xmlns:cx6="http://schemas.microsoft.com/office/drawing/2016/5/12/chartex" xmlns:cx7="http://schemas.microsoft.com/office/drawing/2016/5/13/chartex" xmlns:cx8="http://schemas.microsoft.com/office/drawing/2016/5/14/chartex" xmlns:mc="http://schemas.openxmlformats.org/markup-compatibility/2006" xmlns:aink="http://schemas.microsoft.com/office/drawing/2016/ink" xmlns:am3d="http://schemas.microsoft.com/office/drawing/2017/model3d" xmlns:o="urn:schemas-microsoft-com:office:office" xmlns:oel="http://schemas.microsoft.com/office/2019/extlst" xmlns:r="http://schemas.openxmlformats.org/officeDocument/2006/relationships" xmlns:m="http://schemas.openxmlformats.org/officeDocument/2006/math" xmlns:v="urn:schemas-microsoft-com:vml" xmlns:wp14="http://schemas.microsoft.com/office/word/2010/wordprocessingDrawing" xmlns:wp="http://schemas.openxmlformats.org/drawingml/2006/wordprocessingDrawing" xmlns:w10="urn:schemas-microsoft-com:office:word" xmlns:w="http://schemas.openxmlformats.org/wordprocessingml/2006/main" xmlns:w14="http://schemas.microsoft.com/office/word/2010/wordml" xmlns:w15="http://schemas.microsoft.com/office/word/2012/wordml" xmlns:w16cex="http://schemas.microsoft.com/office/word/2018/wordml/cex" xmlns:w16cid="http://schemas.microsoft.com/office/word/2016/wordml/cid" xmlns:w16="http://schemas.microsoft.com/office/word/2018/wordml" xmlns:w16du="http://schemas.microsoft.com/office/word/2023/wordml/word16du" xmlns:w16sdtdh="http://schemas.microsoft.com/office/word/2020/wordml/sdtdatahash" xmlns:w16sdtfl="http://schemas.microsoft.com/office/word/2024/wordml/sdtformatlock" xmlns:w16se="http://schemas.microsoft.com/office/word/2015/wordml/symex" xmlns:wpg="http://schemas.microsoft.com/office/word/2010/wordprocessingGroup" xmlns:wpi="http://schemas.microsoft.com/office/word/2010/wordprocessingInk" xmlns:wne="http://schemas.microsoft.com/office/word/2006/wordml" xmlns:wps="http://schemas.microsoft.com/office/word/2010/wordprocessingShape" mc:Ignorable="w14 w15 w16se w16cid w16 w16cex w16sdtdh w16sdtfl w16du wp14">
+<w:document xmlns:wpc="http://schemas.microsoft.com/office/word/2010/wordprocessingCanvas" xmlns:cx="http://schemas.microsoft.com/office/drawing/2014/chartex" xmlns:cx1="http://schemas.microsoft.com/office/drawing/2015/9/8/chartex" xmlns:cx2="http://schemas.microsoft.com/office/drawing/2015/10/21/chartex" xmlns:cx3="http://schemas.microsoft.com/office/drawing/2016/5/9/chartex" xmlns:cx4="http://schemas.microsoft.com/office/drawing/2016/5/10/chartex" xmlns:cx5="http://schemas.microsoft.com/office/drawing/2016/5/11/chartex" xmlns:cx6="http://schemas.microsoft.com/office/drawing/2016/5/12/chartex" xmlns:cx7="http://schemas.microsoft.com/office/drawing/2016/5/13/chartex" xmlns:cx8="http://schemas.microsoft.com/office/drawing/2016/5/14/chartex" xmlns:mc="http://schemas.openxmlformats.org/markup-compatibility/2006" xmlns:aink="http://schemas.microsoft.com/office/drawing/2016/ink" xmlns:am3d="http://schemas.microsoft.com/office/drawing/2017/model3d" xmlns:o="urn:schemas-microsoft-com:office:office" xmlns:oel="http://schemas.microsoft.com/office/2019/extlst" xmlns:r="http://schemas.openxmlformats.org/officeDocument/2006/relationships" xmlns:m="http://schemas.openxmlformats.org/officeDocument/2006/math" xmlns:v="urn:schemas-microsoft-com:vml" xmlns:wp14="http://schemas.microsoft.com/office/word/2010/wordprocessingDrawing" xmlns:wp="http://schemas.openxmlformats.org/drawingml/2006/wordprocessingDrawing" xmlns:w10="urn:schemas-microsoft-com:office:word" xmlns:w="http://schemas.openxmlformats.org/wordprocessingml/2006/main" xmlns:w14="http://schemas.microsoft.com/office/word/2010/wordml" xmlns:w15="http://schemas.microsoft.com/office/word/2012/wordml" xmlns:w16cex="http://schemas.microsoft.com/office/word/2018/wordml/cex" xmlns:w16cid="http://schemas.microsoft.com/office/word/2016/wordml/cid" xmlns:w16="http://schemas.microsoft.com/office/word/2018/wordml" xmlns:w16du="http://schemas.microsoft.com/office/word/2023/wordml/word16du" xmlns:w16sdtdh="http://schemas.microsoft.com/office/word/2020/wordml/sdtdatahash" xmlns:w16sdtfl="http://schemas.microsoft.com/office/word/2024/wordml/sdtformatlock" xmlns:w16se="http://schemas.microsoft.com/office/word/2015/wordml/symex" xmlns:wpg="http://schemas.microsoft.com/office/word/2010/wordprocessingGroup" xmlns:wpi="http://schemas.microsoft.com/office/word/2010/wordprocessingInk" xmlns:wne="http://schemas.microsoft.com/office/word/2006/wordml" xmlns:wps="http://schemas.microsoft.com/office/word/2010/wordprocessingShape" xmlns:a="http://schemas.openxmlformats.org/drawingml/2006/main" xmlns:pic="http://schemas.openxmlformats.org/drawingml/2006/picture" xmlns:a14="http://schemas.microsoft.com/office/drawing/2010/main" mc:Ignorable="w14 w15 w16se w16cid w16 w16cex w16sdtdh w16sdtfl w16du wp14">
   <w:body>
     <w:p>
       <w:pPr>
@@ -162,7 +162,7 @@
           <w:headerReference w:type="default" r:id="rId7"/>
           <w:footerReference w:type="default" r:id="rId8"/>
           <w:type w:val="continuous"/>
-          <w:pgSz w:w="11906" w:h="16838"/>
+          <w:pgSz w:w="11906" w:h="16838" w:orient="portrait"/>
           <w:pgMar w:top="1080" w:right="1080" w:bottom="1080" w:left="1080" w:header="708" w:footer="708" w:gutter="0"/>
           <w:cols w:space="720"/>
           <w:docGrid w:linePitch="360"/>
@@ -718,16 +718,16 @@
       <w:pPr>
         <w:spacing w:before="10" w:after="10"/>
         <w:rPr>
-          <w:rFonts w:ascii="Courier New" w:eastAsia="Courier New" w:hAnsi="Courier New" w:cs="Courier New"/>
-          <w:color w:val="000000"/>
-          <w:sz w:val="17"/>
-          <w:szCs w:val="17"/>
-          <w:lang w:val="en-US"/>
-        </w:rPr>
-      </w:pPr>
-      <w:r>
-        <w:rPr>
-          <w:rFonts w:ascii="Courier New" w:eastAsia="Courier New" w:hAnsi="Courier New" w:cs="Courier New"/>
+          <w:rFonts w:ascii="Courier New" w:hAnsi="Courier New" w:eastAsia="Courier New" w:cs="Courier New"/>
+          <w:color w:val="000000"/>
+          <w:sz w:val="17"/>
+          <w:szCs w:val="17"/>
+          <w:lang w:val="en-US"/>
+        </w:rPr>
+      </w:pPr>
+      <w:r>
+        <w:rPr>
+          <w:rFonts w:ascii="Courier New" w:hAnsi="Courier New" w:eastAsia="Courier New" w:cs="Courier New"/>
           <w:color w:val="000000"/>
           <w:sz w:val="17"/>
           <w:szCs w:val="17"/>
@@ -738,7 +738,7 @@
       <w:proofErr w:type="gramStart"/>
       <w:r>
         <w:rPr>
-          <w:rFonts w:ascii="Courier New" w:eastAsia="Courier New" w:hAnsi="Courier New" w:cs="Courier New"/>
+          <w:rFonts w:ascii="Courier New" w:hAnsi="Courier New" w:eastAsia="Courier New" w:cs="Courier New"/>
           <w:color w:val="000000"/>
           <w:sz w:val="17"/>
           <w:szCs w:val="17"/>
@@ -749,7 +749,7 @@
       <w:proofErr w:type="gramEnd"/>
       <w:r>
         <w:rPr>
-          <w:rFonts w:ascii="Courier New" w:eastAsia="Courier New" w:hAnsi="Courier New" w:cs="Courier New"/>
+          <w:rFonts w:ascii="Courier New" w:hAnsi="Courier New" w:eastAsia="Courier New" w:cs="Courier New"/>
           <w:color w:val="000000"/>
           <w:sz w:val="17"/>
           <w:szCs w:val="17"/>
@@ -763,7 +763,7 @@
         <w:spacing w:before="10" w:after="10"/>
         <w:ind w:left="360"/>
         <w:rPr>
-          <w:rFonts w:ascii="Courier New" w:eastAsia="Courier New" w:hAnsi="Courier New" w:cs="Courier New"/>
+          <w:rFonts w:ascii="Courier New" w:hAnsi="Courier New" w:eastAsia="Courier New" w:cs="Courier New"/>
           <w:color w:val="000000"/>
           <w:sz w:val="17"/>
           <w:szCs w:val="17"/>
@@ -775,16 +775,16 @@
       <w:pPr>
         <w:spacing w:before="10" w:after="10"/>
         <w:rPr>
-          <w:rFonts w:ascii="Courier New" w:eastAsia="Courier New" w:hAnsi="Courier New" w:cs="Courier New"/>
-          <w:color w:val="000000"/>
-          <w:sz w:val="17"/>
-          <w:szCs w:val="17"/>
-          <w:lang w:val="en-US"/>
-        </w:rPr>
-      </w:pPr>
-      <w:r>
-        <w:rPr>
-          <w:rFonts w:ascii="Courier New" w:eastAsia="Courier New" w:hAnsi="Courier New" w:cs="Courier New"/>
+          <w:rFonts w:ascii="Courier New" w:hAnsi="Courier New" w:eastAsia="Courier New" w:cs="Courier New"/>
+          <w:color w:val="000000"/>
+          <w:sz w:val="17"/>
+          <w:szCs w:val="17"/>
+          <w:lang w:val="en-US"/>
+        </w:rPr>
+      </w:pPr>
+      <w:r>
+        <w:rPr>
+          <w:rFonts w:ascii="Courier New" w:hAnsi="Courier New" w:eastAsia="Courier New" w:cs="Courier New"/>
           <w:color w:val="000000"/>
           <w:sz w:val="17"/>
           <w:szCs w:val="17"/>
@@ -795,7 +795,7 @@
       <w:proofErr w:type="gramStart"/>
       <w:r>
         <w:rPr>
-          <w:rFonts w:ascii="Courier New" w:eastAsia="Courier New" w:hAnsi="Courier New" w:cs="Courier New"/>
+          <w:rFonts w:ascii="Courier New" w:hAnsi="Courier New" w:eastAsia="Courier New" w:cs="Courier New"/>
           <w:color w:val="000000"/>
           <w:sz w:val="17"/>
           <w:szCs w:val="17"/>
@@ -806,7 +806,7 @@
       <w:proofErr w:type="gramEnd"/>
       <w:r>
         <w:rPr>
-          <w:rFonts w:ascii="Courier New" w:eastAsia="Courier New" w:hAnsi="Courier New" w:cs="Courier New"/>
+          <w:rFonts w:ascii="Courier New" w:hAnsi="Courier New" w:eastAsia="Courier New" w:cs="Courier New"/>
           <w:color w:val="000000"/>
           <w:sz w:val="17"/>
           <w:szCs w:val="17"/>
@@ -1151,10 +1151,101 @@
       </w:pPr>
       <w:r>
         <w:rPr>
-          <w:color w:val="000000"/>
-          <w:lang w:val="en-US"/>
-        </w:rPr>
-        <w:t>The evaluation flow is sequential: EvaluatorService calls ITestLoader.LoadTestsAsync() to load the test cases, passes the resulting list to TestRunner.RunAllAsync(), and then passes the results list to ReportGenerator.GenerateAsync(). Each service has a single responsibility and is independently testable through its interface. Fig. 1 shows the component diagram of the system.</w:t>
+          <w:color w:val="000000" w:themeColor="text1" w:themeTint="FF" w:themeShade="FF"/>
+          <w:lang w:val="en-US"/>
+        </w:rPr>
+        <w:t xml:space="preserve">The evaluation flow is sequential: </w:t>
+      </w:r>
+      <w:r>
+        <w:rPr>
+          <w:color w:val="000000" w:themeColor="text1" w:themeTint="FF" w:themeShade="FF"/>
+          <w:lang w:val="en-US"/>
+        </w:rPr>
+        <w:t>EvaluatorService</w:t>
+      </w:r>
+      <w:r>
+        <w:rPr>
+          <w:color w:val="000000" w:themeColor="text1" w:themeTint="FF" w:themeShade="FF"/>
+          <w:lang w:val="en-US"/>
+        </w:rPr>
+        <w:t xml:space="preserve"> calls </w:t>
+      </w:r>
+      <w:r>
+        <w:rPr>
+          <w:color w:val="000000" w:themeColor="text1" w:themeTint="FF" w:themeShade="FF"/>
+          <w:lang w:val="en-US"/>
+        </w:rPr>
+        <w:t>I</w:t>
+      </w:r>
+      <w:r>
+        <w:rPr>
+          <w:color w:val="000000" w:themeColor="text1" w:themeTint="FF" w:themeShade="FF"/>
+          <w:lang w:val="en-US"/>
+        </w:rPr>
+        <w:t>Json</w:t>
+      </w:r>
+      <w:r>
+        <w:rPr>
+          <w:color w:val="000000" w:themeColor="text1" w:themeTint="FF" w:themeShade="FF"/>
+          <w:lang w:val="en-US"/>
+        </w:rPr>
+        <w:t>TestLoader</w:t>
+      </w:r>
+      <w:r>
+        <w:rPr>
+          <w:color w:val="000000" w:themeColor="text1" w:themeTint="FF" w:themeShade="FF"/>
+          <w:lang w:val="en-US"/>
+        </w:rPr>
+        <w:t>.LoadTestsAsync</w:t>
+      </w:r>
+      <w:r>
+        <w:rPr>
+          <w:color w:val="000000" w:themeColor="text1" w:themeTint="FF" w:themeShade="FF"/>
+          <w:lang w:val="en-US"/>
+        </w:rPr>
+        <w:t xml:space="preserve">() to load the test cases, passes the resulting list to </w:t>
+      </w:r>
+      <w:r>
+        <w:rPr>
+          <w:color w:val="000000" w:themeColor="text1" w:themeTint="FF" w:themeShade="FF"/>
+          <w:lang w:val="en-US"/>
+        </w:rPr>
+        <w:t>TestRunner.RunAllAsync</w:t>
+      </w:r>
+      <w:r>
+        <w:rPr>
+          <w:color w:val="000000" w:themeColor="text1" w:themeTint="FF" w:themeShade="FF"/>
+          <w:lang w:val="en-US"/>
+        </w:rPr>
+        <w:t xml:space="preserve">(), and then passes the results list to </w:t>
+      </w:r>
+      <w:r>
+        <w:rPr>
+          <w:color w:val="000000" w:themeColor="text1" w:themeTint="FF" w:themeShade="FF"/>
+          <w:lang w:val="en-US"/>
+        </w:rPr>
+        <w:t>ReportGenerator.GenerateAsync</w:t>
+      </w:r>
+      <w:r>
+        <w:rPr>
+          <w:color w:val="000000" w:themeColor="text1" w:themeTint="FF" w:themeShade="FF"/>
+          <w:lang w:val="en-US"/>
+        </w:rPr>
+        <w:t xml:space="preserve">(). Each service has a single responsibility and is independently testable through its interface. Fig. 1 shows the </w:t>
+      </w:r>
+      <w:r>
+        <w:rPr>
+          <w:color w:val="000000" w:themeColor="text1" w:themeTint="FF" w:themeShade="FF"/>
+          <w:lang w:val="en-US"/>
+        </w:rPr>
+        <w:t>component</w:t>
+      </w:r>
+      <w:r>
+        <w:rPr>
+          <w:color w:val="000000" w:themeColor="text1" w:themeTint="FF" w:themeShade="FF"/>
+          <w:lang w:val="en-US"/>
+        </w:rPr>
+        <w:t xml:space="preserve"> diagram of the system.</w:t>
       </w:r>
     </w:p>
     <w:p>
@@ -1304,12 +1395,12 @@
       <w:tblPr>
         <w:tblW w:w="4632" w:type="dxa"/>
         <w:tblBorders>
-          <w:top w:val="single" w:sz="4" w:space="0" w:color="auto"/>
-          <w:left w:val="single" w:sz="4" w:space="0" w:color="auto"/>
-          <w:bottom w:val="single" w:sz="4" w:space="0" w:color="auto"/>
-          <w:right w:val="single" w:sz="4" w:space="0" w:color="auto"/>
-          <w:insideH w:val="single" w:sz="4" w:space="0" w:color="auto"/>
-          <w:insideV w:val="single" w:sz="4" w:space="0" w:color="auto"/>
+          <w:top w:val="single" w:color="auto" w:sz="4" w:space="0"/>
+          <w:left w:val="single" w:color="auto" w:sz="4" w:space="0"/>
+          <w:bottom w:val="single" w:color="auto" w:sz="4" w:space="0"/>
+          <w:right w:val="single" w:color="auto" w:sz="4" w:space="0"/>
+          <w:insideH w:val="single" w:color="auto" w:sz="4" w:space="0"/>
+          <w:insideV w:val="single" w:color="auto" w:sz="4" w:space="0"/>
         </w:tblBorders>
         <w:tblLook w:val="04A0" w:firstRow="1" w:lastRow="0" w:firstColumn="1" w:lastColumn="0" w:noHBand="0" w:noVBand="1"/>
       </w:tblPr>
@@ -1323,10 +1414,10 @@
           <w:tcPr>
             <w:tcW w:w="1200" w:type="dxa"/>
             <w:tcBorders>
-              <w:top w:val="single" w:sz="4" w:space="0" w:color="555555"/>
-              <w:left w:val="single" w:sz="4" w:space="0" w:color="555555"/>
-              <w:bottom w:val="single" w:sz="4" w:space="0" w:color="555555"/>
-              <w:right w:val="single" w:sz="4" w:space="0" w:color="555555"/>
+              <w:top w:val="single" w:color="555555" w:sz="4" w:space="0"/>
+              <w:left w:val="single" w:color="555555" w:sz="4" w:space="0"/>
+              <w:bottom w:val="single" w:color="555555" w:sz="4" w:space="0"/>
+              <w:right w:val="single" w:color="555555" w:sz="4" w:space="0"/>
             </w:tcBorders>
             <w:shd w:val="clear" w:color="auto" w:fill="CCCCCC"/>
             <w:tcMar>
@@ -1355,10 +1446,10 @@
           <w:tcPr>
             <w:tcW w:w="700" w:type="dxa"/>
             <w:tcBorders>
-              <w:top w:val="single" w:sz="4" w:space="0" w:color="555555"/>
-              <w:left w:val="single" w:sz="4" w:space="0" w:color="555555"/>
-              <w:bottom w:val="single" w:sz="4" w:space="0" w:color="555555"/>
-              <w:right w:val="single" w:sz="4" w:space="0" w:color="555555"/>
+              <w:top w:val="single" w:color="555555" w:sz="4" w:space="0"/>
+              <w:left w:val="single" w:color="555555" w:sz="4" w:space="0"/>
+              <w:bottom w:val="single" w:color="555555" w:sz="4" w:space="0"/>
+              <w:right w:val="single" w:color="555555" w:sz="4" w:space="0"/>
             </w:tcBorders>
             <w:shd w:val="clear" w:color="auto" w:fill="CCCCCC"/>
             <w:tcMar>
@@ -1387,10 +1478,10 @@
           <w:tcPr>
             <w:tcW w:w="2732" w:type="dxa"/>
             <w:tcBorders>
-              <w:top w:val="single" w:sz="4" w:space="0" w:color="555555"/>
-              <w:left w:val="single" w:sz="4" w:space="0" w:color="555555"/>
-              <w:bottom w:val="single" w:sz="4" w:space="0" w:color="555555"/>
-              <w:right w:val="single" w:sz="4" w:space="0" w:color="555555"/>
+              <w:top w:val="single" w:color="555555" w:sz="4" w:space="0"/>
+              <w:left w:val="single" w:color="555555" w:sz="4" w:space="0"/>
+              <w:bottom w:val="single" w:color="555555" w:sz="4" w:space="0"/>
+              <w:right w:val="single" w:color="555555" w:sz="4" w:space="0"/>
             </w:tcBorders>
             <w:shd w:val="clear" w:color="auto" w:fill="CCCCCC"/>
             <w:tcMar>
@@ -1421,10 +1512,10 @@
           <w:tcPr>
             <w:tcW w:w="1200" w:type="dxa"/>
             <w:tcBorders>
-              <w:top w:val="single" w:sz="4" w:space="0" w:color="AAAAAA"/>
-              <w:left w:val="single" w:sz="4" w:space="0" w:color="AAAAAA"/>
-              <w:bottom w:val="single" w:sz="4" w:space="0" w:color="AAAAAA"/>
-              <w:right w:val="single" w:sz="4" w:space="0" w:color="AAAAAA"/>
+              <w:top w:val="single" w:color="AAAAAA" w:sz="4" w:space="0"/>
+              <w:left w:val="single" w:color="AAAAAA" w:sz="4" w:space="0"/>
+              <w:bottom w:val="single" w:color="AAAAAA" w:sz="4" w:space="0"/>
+              <w:right w:val="single" w:color="AAAAAA" w:sz="4" w:space="0"/>
             </w:tcBorders>
             <w:shd w:val="clear" w:color="auto" w:fill="FFFFFF"/>
             <w:tcMar>
@@ -1448,10 +1539,10 @@
           <w:tcPr>
             <w:tcW w:w="700" w:type="dxa"/>
             <w:tcBorders>
-              <w:top w:val="single" w:sz="4" w:space="0" w:color="AAAAAA"/>
-              <w:left w:val="single" w:sz="4" w:space="0" w:color="AAAAAA"/>
-              <w:bottom w:val="single" w:sz="4" w:space="0" w:color="AAAAAA"/>
-              <w:right w:val="single" w:sz="4" w:space="0" w:color="AAAAAA"/>
+              <w:top w:val="single" w:color="AAAAAA" w:sz="4" w:space="0"/>
+              <w:left w:val="single" w:color="AAAAAA" w:sz="4" w:space="0"/>
+              <w:bottom w:val="single" w:color="AAAAAA" w:sz="4" w:space="0"/>
+              <w:right w:val="single" w:color="AAAAAA" w:sz="4" w:space="0"/>
             </w:tcBorders>
             <w:shd w:val="clear" w:color="auto" w:fill="FFFFFF"/>
             <w:tcMar>
@@ -1475,10 +1566,10 @@
           <w:tcPr>
             <w:tcW w:w="2732" w:type="dxa"/>
             <w:tcBorders>
-              <w:top w:val="single" w:sz="4" w:space="0" w:color="AAAAAA"/>
-              <w:left w:val="single" w:sz="4" w:space="0" w:color="AAAAAA"/>
-              <w:bottom w:val="single" w:sz="4" w:space="0" w:color="AAAAAA"/>
-              <w:right w:val="single" w:sz="4" w:space="0" w:color="AAAAAA"/>
+              <w:top w:val="single" w:color="AAAAAA" w:sz="4" w:space="0"/>
+              <w:left w:val="single" w:color="AAAAAA" w:sz="4" w:space="0"/>
+              <w:bottom w:val="single" w:color="AAAAAA" w:sz="4" w:space="0"/>
+              <w:right w:val="single" w:color="AAAAAA" w:sz="4" w:space="0"/>
             </w:tcBorders>
             <w:shd w:val="clear" w:color="auto" w:fill="FFFFFF"/>
             <w:tcMar>
@@ -1505,10 +1596,10 @@
           <w:tcPr>
             <w:tcW w:w="1200" w:type="dxa"/>
             <w:tcBorders>
-              <w:top w:val="single" w:sz="4" w:space="0" w:color="AAAAAA"/>
-              <w:left w:val="single" w:sz="4" w:space="0" w:color="AAAAAA"/>
-              <w:bottom w:val="single" w:sz="4" w:space="0" w:color="AAAAAA"/>
-              <w:right w:val="single" w:sz="4" w:space="0" w:color="AAAAAA"/>
+              <w:top w:val="single" w:color="AAAAAA" w:sz="4" w:space="0"/>
+              <w:left w:val="single" w:color="AAAAAA" w:sz="4" w:space="0"/>
+              <w:bottom w:val="single" w:color="AAAAAA" w:sz="4" w:space="0"/>
+              <w:right w:val="single" w:color="AAAAAA" w:sz="4" w:space="0"/>
             </w:tcBorders>
             <w:shd w:val="clear" w:color="auto" w:fill="F2F2F2"/>
             <w:tcMar>
@@ -1532,10 +1623,10 @@
           <w:tcPr>
             <w:tcW w:w="700" w:type="dxa"/>
             <w:tcBorders>
-              <w:top w:val="single" w:sz="4" w:space="0" w:color="AAAAAA"/>
-              <w:left w:val="single" w:sz="4" w:space="0" w:color="AAAAAA"/>
-              <w:bottom w:val="single" w:sz="4" w:space="0" w:color="AAAAAA"/>
-              <w:right w:val="single" w:sz="4" w:space="0" w:color="AAAAAA"/>
+              <w:top w:val="single" w:color="AAAAAA" w:sz="4" w:space="0"/>
+              <w:left w:val="single" w:color="AAAAAA" w:sz="4" w:space="0"/>
+              <w:bottom w:val="single" w:color="AAAAAA" w:sz="4" w:space="0"/>
+              <w:right w:val="single" w:color="AAAAAA" w:sz="4" w:space="0"/>
             </w:tcBorders>
             <w:shd w:val="clear" w:color="auto" w:fill="F2F2F2"/>
             <w:tcMar>
@@ -1559,10 +1650,10 @@
           <w:tcPr>
             <w:tcW w:w="2732" w:type="dxa"/>
             <w:tcBorders>
-              <w:top w:val="single" w:sz="4" w:space="0" w:color="AAAAAA"/>
-              <w:left w:val="single" w:sz="4" w:space="0" w:color="AAAAAA"/>
-              <w:bottom w:val="single" w:sz="4" w:space="0" w:color="AAAAAA"/>
-              <w:right w:val="single" w:sz="4" w:space="0" w:color="AAAAAA"/>
+              <w:top w:val="single" w:color="AAAAAA" w:sz="4" w:space="0"/>
+              <w:left w:val="single" w:color="AAAAAA" w:sz="4" w:space="0"/>
+              <w:bottom w:val="single" w:color="AAAAAA" w:sz="4" w:space="0"/>
+              <w:right w:val="single" w:color="AAAAAA" w:sz="4" w:space="0"/>
             </w:tcBorders>
             <w:shd w:val="clear" w:color="auto" w:fill="F2F2F2"/>
             <w:tcMar>
@@ -1588,10 +1679,10 @@
           <w:tcPr>
             <w:tcW w:w="1200" w:type="dxa"/>
             <w:tcBorders>
-              <w:top w:val="single" w:sz="4" w:space="0" w:color="AAAAAA"/>
-              <w:left w:val="single" w:sz="4" w:space="0" w:color="AAAAAA"/>
-              <w:bottom w:val="single" w:sz="4" w:space="0" w:color="AAAAAA"/>
-              <w:right w:val="single" w:sz="4" w:space="0" w:color="AAAAAA"/>
+              <w:top w:val="single" w:color="AAAAAA" w:sz="4" w:space="0"/>
+              <w:left w:val="single" w:color="AAAAAA" w:sz="4" w:space="0"/>
+              <w:bottom w:val="single" w:color="AAAAAA" w:sz="4" w:space="0"/>
+              <w:right w:val="single" w:color="AAAAAA" w:sz="4" w:space="0"/>
             </w:tcBorders>
             <w:shd w:val="clear" w:color="auto" w:fill="FFFFFF"/>
             <w:tcMar>
@@ -1647,10 +1738,10 @@
           <w:tcPr>
             <w:tcW w:w="700" w:type="dxa"/>
             <w:tcBorders>
-              <w:top w:val="single" w:sz="4" w:space="0" w:color="AAAAAA"/>
-              <w:left w:val="single" w:sz="4" w:space="0" w:color="AAAAAA"/>
-              <w:bottom w:val="single" w:sz="4" w:space="0" w:color="AAAAAA"/>
-              <w:right w:val="single" w:sz="4" w:space="0" w:color="AAAAAA"/>
+              <w:top w:val="single" w:color="AAAAAA" w:sz="4" w:space="0"/>
+              <w:left w:val="single" w:color="AAAAAA" w:sz="4" w:space="0"/>
+              <w:bottom w:val="single" w:color="AAAAAA" w:sz="4" w:space="0"/>
+              <w:right w:val="single" w:color="AAAAAA" w:sz="4" w:space="0"/>
             </w:tcBorders>
             <w:shd w:val="clear" w:color="auto" w:fill="FFFFFF"/>
             <w:tcMar>
@@ -1674,10 +1765,10 @@
           <w:tcPr>
             <w:tcW w:w="2732" w:type="dxa"/>
             <w:tcBorders>
-              <w:top w:val="single" w:sz="4" w:space="0" w:color="AAAAAA"/>
-              <w:left w:val="single" w:sz="4" w:space="0" w:color="AAAAAA"/>
-              <w:bottom w:val="single" w:sz="4" w:space="0" w:color="AAAAAA"/>
-              <w:right w:val="single" w:sz="4" w:space="0" w:color="AAAAAA"/>
+              <w:top w:val="single" w:color="AAAAAA" w:sz="4" w:space="0"/>
+              <w:left w:val="single" w:color="AAAAAA" w:sz="4" w:space="0"/>
+              <w:bottom w:val="single" w:color="AAAAAA" w:sz="4" w:space="0"/>
+              <w:right w:val="single" w:color="AAAAAA" w:sz="4" w:space="0"/>
             </w:tcBorders>
             <w:shd w:val="clear" w:color="auto" w:fill="FFFFFF"/>
             <w:tcMar>
@@ -1703,10 +1794,10 @@
           <w:tcPr>
             <w:tcW w:w="1200" w:type="dxa"/>
             <w:tcBorders>
-              <w:top w:val="single" w:sz="4" w:space="0" w:color="AAAAAA"/>
-              <w:left w:val="single" w:sz="4" w:space="0" w:color="AAAAAA"/>
-              <w:bottom w:val="single" w:sz="4" w:space="0" w:color="AAAAAA"/>
-              <w:right w:val="single" w:sz="4" w:space="0" w:color="AAAAAA"/>
+              <w:top w:val="single" w:color="AAAAAA" w:sz="4" w:space="0"/>
+              <w:left w:val="single" w:color="AAAAAA" w:sz="4" w:space="0"/>
+              <w:bottom w:val="single" w:color="AAAAAA" w:sz="4" w:space="0"/>
+              <w:right w:val="single" w:color="AAAAAA" w:sz="4" w:space="0"/>
             </w:tcBorders>
             <w:shd w:val="clear" w:color="auto" w:fill="F2F2F2"/>
             <w:tcMar>
@@ -1730,10 +1821,10 @@
           <w:tcPr>
             <w:tcW w:w="700" w:type="dxa"/>
             <w:tcBorders>
-              <w:top w:val="single" w:sz="4" w:space="0" w:color="AAAAAA"/>
-              <w:left w:val="single" w:sz="4" w:space="0" w:color="AAAAAA"/>
-              <w:bottom w:val="single" w:sz="4" w:space="0" w:color="AAAAAA"/>
-              <w:right w:val="single" w:sz="4" w:space="0" w:color="AAAAAA"/>
+              <w:top w:val="single" w:color="AAAAAA" w:sz="4" w:space="0"/>
+              <w:left w:val="single" w:color="AAAAAA" w:sz="4" w:space="0"/>
+              <w:bottom w:val="single" w:color="AAAAAA" w:sz="4" w:space="0"/>
+              <w:right w:val="single" w:color="AAAAAA" w:sz="4" w:space="0"/>
             </w:tcBorders>
             <w:shd w:val="clear" w:color="auto" w:fill="F2F2F2"/>
             <w:tcMar>
@@ -1757,10 +1848,10 @@
           <w:tcPr>
             <w:tcW w:w="2732" w:type="dxa"/>
             <w:tcBorders>
-              <w:top w:val="single" w:sz="4" w:space="0" w:color="AAAAAA"/>
-              <w:left w:val="single" w:sz="4" w:space="0" w:color="AAAAAA"/>
-              <w:bottom w:val="single" w:sz="4" w:space="0" w:color="AAAAAA"/>
-              <w:right w:val="single" w:sz="4" w:space="0" w:color="AAAAAA"/>
+              <w:top w:val="single" w:color="AAAAAA" w:sz="4" w:space="0"/>
+              <w:left w:val="single" w:color="AAAAAA" w:sz="4" w:space="0"/>
+              <w:bottom w:val="single" w:color="AAAAAA" w:sz="4" w:space="0"/>
+              <w:right w:val="single" w:color="AAAAAA" w:sz="4" w:space="0"/>
             </w:tcBorders>
             <w:shd w:val="clear" w:color="auto" w:fill="F2F2F2"/>
             <w:tcMar>
@@ -1786,10 +1877,10 @@
           <w:tcPr>
             <w:tcW w:w="1200" w:type="dxa"/>
             <w:tcBorders>
-              <w:top w:val="single" w:sz="4" w:space="0" w:color="AAAAAA"/>
-              <w:left w:val="single" w:sz="4" w:space="0" w:color="AAAAAA"/>
-              <w:bottom w:val="single" w:sz="4" w:space="0" w:color="AAAAAA"/>
-              <w:right w:val="single" w:sz="4" w:space="0" w:color="AAAAAA"/>
+              <w:top w:val="single" w:color="AAAAAA" w:sz="4" w:space="0"/>
+              <w:left w:val="single" w:color="AAAAAA" w:sz="4" w:space="0"/>
+              <w:bottom w:val="single" w:color="AAAAAA" w:sz="4" w:space="0"/>
+              <w:right w:val="single" w:color="AAAAAA" w:sz="4" w:space="0"/>
             </w:tcBorders>
             <w:shd w:val="clear" w:color="auto" w:fill="FFFFFF"/>
             <w:tcMar>
@@ -1845,10 +1936,10 @@
           <w:tcPr>
             <w:tcW w:w="700" w:type="dxa"/>
             <w:tcBorders>
-              <w:top w:val="single" w:sz="4" w:space="0" w:color="AAAAAA"/>
-              <w:left w:val="single" w:sz="4" w:space="0" w:color="AAAAAA"/>
-              <w:bottom w:val="single" w:sz="4" w:space="0" w:color="AAAAAA"/>
-              <w:right w:val="single" w:sz="4" w:space="0" w:color="AAAAAA"/>
+              <w:top w:val="single" w:color="AAAAAA" w:sz="4" w:space="0"/>
+              <w:left w:val="single" w:color="AAAAAA" w:sz="4" w:space="0"/>
+              <w:bottom w:val="single" w:color="AAAAAA" w:sz="4" w:space="0"/>
+              <w:right w:val="single" w:color="AAAAAA" w:sz="4" w:space="0"/>
             </w:tcBorders>
             <w:shd w:val="clear" w:color="auto" w:fill="FFFFFF"/>
             <w:tcMar>
@@ -1872,10 +1963,10 @@
           <w:tcPr>
             <w:tcW w:w="2732" w:type="dxa"/>
             <w:tcBorders>
-              <w:top w:val="single" w:sz="4" w:space="0" w:color="AAAAAA"/>
-              <w:left w:val="single" w:sz="4" w:space="0" w:color="AAAAAA"/>
-              <w:bottom w:val="single" w:sz="4" w:space="0" w:color="AAAAAA"/>
-              <w:right w:val="single" w:sz="4" w:space="0" w:color="AAAAAA"/>
+              <w:top w:val="single" w:color="AAAAAA" w:sz="4" w:space="0"/>
+              <w:left w:val="single" w:color="AAAAAA" w:sz="4" w:space="0"/>
+              <w:bottom w:val="single" w:color="AAAAAA" w:sz="4" w:space="0"/>
+              <w:right w:val="single" w:color="AAAAAA" w:sz="4" w:space="0"/>
             </w:tcBorders>
             <w:shd w:val="clear" w:color="auto" w:fill="FFFFFF"/>
             <w:tcMar>
@@ -2762,16 +2853,16 @@
         <w:spacing w:before="10" w:after="10"/>
         <w:ind w:left="360"/>
         <w:rPr>
-          <w:rFonts w:ascii="Courier New" w:eastAsia="Courier New" w:hAnsi="Courier New" w:cs="Courier New"/>
-          <w:color w:val="000000"/>
-          <w:sz w:val="17"/>
-          <w:szCs w:val="17"/>
-          <w:lang w:val="en-US"/>
-        </w:rPr>
-      </w:pPr>
-      <w:r>
-        <w:rPr>
-          <w:rFonts w:ascii="Courier New" w:eastAsia="Courier New" w:hAnsi="Courier New" w:cs="Courier New"/>
+          <w:rFonts w:ascii="Courier New" w:hAnsi="Courier New" w:eastAsia="Courier New" w:cs="Courier New"/>
+          <w:color w:val="000000"/>
+          <w:sz w:val="17"/>
+          <w:szCs w:val="17"/>
+          <w:lang w:val="en-US"/>
+        </w:rPr>
+      </w:pPr>
+      <w:r>
+        <w:rPr>
+          <w:rFonts w:ascii="Courier New" w:hAnsi="Courier New" w:eastAsia="Courier New" w:cs="Courier New"/>
           <w:color w:val="000000"/>
           <w:sz w:val="17"/>
           <w:szCs w:val="17"/>
@@ -2782,7 +2873,7 @@
       <w:proofErr w:type="gramStart"/>
       <w:r>
         <w:rPr>
-          <w:rFonts w:ascii="Courier New" w:eastAsia="Courier New" w:hAnsi="Courier New" w:cs="Courier New"/>
+          <w:rFonts w:ascii="Courier New" w:hAnsi="Courier New" w:eastAsia="Courier New" w:cs="Courier New"/>
           <w:color w:val="000000"/>
           <w:sz w:val="17"/>
           <w:szCs w:val="17"/>
@@ -2797,16 +2888,16 @@
         <w:spacing w:before="10" w:after="10"/>
         <w:ind w:left="360"/>
         <w:rPr>
-          <w:rFonts w:ascii="Courier New" w:eastAsia="Courier New" w:hAnsi="Courier New" w:cs="Courier New"/>
-          <w:color w:val="000000"/>
-          <w:sz w:val="17"/>
-          <w:szCs w:val="17"/>
-          <w:lang w:val="en-US"/>
-        </w:rPr>
-      </w:pPr>
-      <w:r>
-        <w:rPr>
-          <w:rFonts w:ascii="Courier New" w:eastAsia="Courier New" w:hAnsi="Courier New" w:cs="Courier New"/>
+          <w:rFonts w:ascii="Courier New" w:hAnsi="Courier New" w:eastAsia="Courier New" w:cs="Courier New"/>
+          <w:color w:val="000000"/>
+          <w:sz w:val="17"/>
+          <w:szCs w:val="17"/>
+          <w:lang w:val="en-US"/>
+        </w:rPr>
+      </w:pPr>
+      <w:r>
+        <w:rPr>
+          <w:rFonts w:ascii="Courier New" w:hAnsi="Courier New" w:eastAsia="Courier New" w:cs="Courier New"/>
           <w:color w:val="000000"/>
           <w:sz w:val="17"/>
           <w:szCs w:val="17"/>
@@ -2817,7 +2908,7 @@
       <w:proofErr w:type="gramStart"/>
       <w:r>
         <w:rPr>
-          <w:rFonts w:ascii="Courier New" w:eastAsia="Courier New" w:hAnsi="Courier New" w:cs="Courier New"/>
+          <w:rFonts w:ascii="Courier New" w:hAnsi="Courier New" w:eastAsia="Courier New" w:cs="Courier New"/>
           <w:color w:val="000000"/>
           <w:sz w:val="17"/>
           <w:szCs w:val="17"/>
@@ -2832,16 +2923,16 @@
         <w:spacing w:before="10" w:after="10"/>
         <w:ind w:left="360"/>
         <w:rPr>
-          <w:rFonts w:ascii="Courier New" w:eastAsia="Courier New" w:hAnsi="Courier New" w:cs="Courier New"/>
-          <w:color w:val="000000"/>
-          <w:sz w:val="17"/>
-          <w:szCs w:val="17"/>
-          <w:lang w:val="en-US"/>
-        </w:rPr>
-      </w:pPr>
-      <w:r>
-        <w:rPr>
-          <w:rFonts w:ascii="Courier New" w:eastAsia="Courier New" w:hAnsi="Courier New" w:cs="Courier New"/>
+          <w:rFonts w:ascii="Courier New" w:hAnsi="Courier New" w:eastAsia="Courier New" w:cs="Courier New"/>
+          <w:color w:val="000000"/>
+          <w:sz w:val="17"/>
+          <w:szCs w:val="17"/>
+          <w:lang w:val="en-US"/>
+        </w:rPr>
+      </w:pPr>
+      <w:r>
+        <w:rPr>
+          <w:rFonts w:ascii="Courier New" w:hAnsi="Courier New" w:eastAsia="Courier New" w:cs="Courier New"/>
           <w:color w:val="000000"/>
           <w:sz w:val="17"/>
           <w:szCs w:val="17"/>
@@ -2852,7 +2943,7 @@
       <w:proofErr w:type="gramStart"/>
       <w:r>
         <w:rPr>
-          <w:rFonts w:ascii="Courier New" w:eastAsia="Courier New" w:hAnsi="Courier New" w:cs="Courier New"/>
+          <w:rFonts w:ascii="Courier New" w:hAnsi="Courier New" w:eastAsia="Courier New" w:cs="Courier New"/>
           <w:color w:val="000000"/>
           <w:sz w:val="17"/>
           <w:szCs w:val="17"/>
@@ -2867,16 +2958,16 @@
         <w:spacing w:before="10" w:after="10"/>
         <w:ind w:left="360"/>
         <w:rPr>
-          <w:rFonts w:ascii="Courier New" w:eastAsia="Courier New" w:hAnsi="Courier New" w:cs="Courier New"/>
-          <w:color w:val="000000"/>
-          <w:sz w:val="17"/>
-          <w:szCs w:val="17"/>
-          <w:lang w:val="en-US"/>
-        </w:rPr>
-      </w:pPr>
-      <w:r>
-        <w:rPr>
-          <w:rFonts w:ascii="Courier New" w:eastAsia="Courier New" w:hAnsi="Courier New" w:cs="Courier New"/>
+          <w:rFonts w:ascii="Courier New" w:hAnsi="Courier New" w:eastAsia="Courier New" w:cs="Courier New"/>
+          <w:color w:val="000000"/>
+          <w:sz w:val="17"/>
+          <w:szCs w:val="17"/>
+          <w:lang w:val="en-US"/>
+        </w:rPr>
+      </w:pPr>
+      <w:r>
+        <w:rPr>
+          <w:rFonts w:ascii="Courier New" w:hAnsi="Courier New" w:eastAsia="Courier New" w:cs="Courier New"/>
           <w:color w:val="000000"/>
           <w:sz w:val="17"/>
           <w:szCs w:val="17"/>
@@ -2887,7 +2978,7 @@
       <w:proofErr w:type="gramStart"/>
       <w:r>
         <w:rPr>
-          <w:rFonts w:ascii="Courier New" w:eastAsia="Courier New" w:hAnsi="Courier New" w:cs="Courier New"/>
+          <w:rFonts w:ascii="Courier New" w:hAnsi="Courier New" w:eastAsia="Courier New" w:cs="Courier New"/>
           <w:color w:val="000000"/>
           <w:sz w:val="17"/>
           <w:szCs w:val="17"/>
@@ -2902,7 +2993,7 @@
         <w:spacing w:before="10" w:after="10"/>
         <w:ind w:left="360"/>
         <w:rPr>
-          <w:rFonts w:ascii="Courier New" w:eastAsia="Courier New" w:hAnsi="Courier New" w:cs="Courier New"/>
+          <w:rFonts w:ascii="Courier New" w:hAnsi="Courier New" w:eastAsia="Courier New" w:cs="Courier New"/>
           <w:color w:val="000000"/>
           <w:sz w:val="17"/>
           <w:szCs w:val="17"/>
@@ -3023,16 +3114,16 @@
         <w:spacing w:before="10" w:after="10"/>
         <w:ind w:left="360"/>
         <w:rPr>
-          <w:rFonts w:ascii="Courier New" w:eastAsia="Courier New" w:hAnsi="Courier New" w:cs="Courier New"/>
-          <w:color w:val="000000"/>
-          <w:sz w:val="17"/>
-          <w:szCs w:val="17"/>
-          <w:lang w:val="en-US"/>
-        </w:rPr>
-      </w:pPr>
-      <w:r>
-        <w:rPr>
-          <w:rFonts w:ascii="Courier New" w:eastAsia="Courier New" w:hAnsi="Courier New" w:cs="Courier New"/>
+          <w:rFonts w:ascii="Courier New" w:hAnsi="Courier New" w:eastAsia="Courier New" w:cs="Courier New"/>
+          <w:color w:val="000000"/>
+          <w:sz w:val="17"/>
+          <w:szCs w:val="17"/>
+          <w:lang w:val="en-US"/>
+        </w:rPr>
+      </w:pPr>
+      <w:r>
+        <w:rPr>
+          <w:rFonts w:ascii="Courier New" w:hAnsi="Courier New" w:eastAsia="Courier New" w:cs="Courier New"/>
           <w:color w:val="000000"/>
           <w:sz w:val="17"/>
           <w:szCs w:val="17"/>
@@ -3046,16 +3137,16 @@
         <w:spacing w:before="10" w:after="10"/>
         <w:ind w:left="360"/>
         <w:rPr>
-          <w:rFonts w:ascii="Courier New" w:eastAsia="Courier New" w:hAnsi="Courier New" w:cs="Courier New"/>
-          <w:color w:val="000000"/>
-          <w:sz w:val="17"/>
-          <w:szCs w:val="17"/>
-          <w:lang w:val="en-US"/>
-        </w:rPr>
-      </w:pPr>
-      <w:r>
-        <w:rPr>
-          <w:rFonts w:ascii="Courier New" w:eastAsia="Courier New" w:hAnsi="Courier New" w:cs="Courier New"/>
+          <w:rFonts w:ascii="Courier New" w:hAnsi="Courier New" w:eastAsia="Courier New" w:cs="Courier New"/>
+          <w:color w:val="000000"/>
+          <w:sz w:val="17"/>
+          <w:szCs w:val="17"/>
+          <w:lang w:val="en-US"/>
+        </w:rPr>
+      </w:pPr>
+      <w:r>
+        <w:rPr>
+          <w:rFonts w:ascii="Courier New" w:hAnsi="Courier New" w:eastAsia="Courier New" w:cs="Courier New"/>
           <w:color w:val="000000"/>
           <w:sz w:val="17"/>
           <w:szCs w:val="17"/>
@@ -3066,7 +3157,7 @@
       <w:proofErr w:type="gramStart"/>
       <w:r>
         <w:rPr>
-          <w:rFonts w:ascii="Courier New" w:eastAsia="Courier New" w:hAnsi="Courier New" w:cs="Courier New"/>
+          <w:rFonts w:ascii="Courier New" w:hAnsi="Courier New" w:eastAsia="Courier New" w:cs="Courier New"/>
           <w:color w:val="000000"/>
           <w:sz w:val="17"/>
           <w:szCs w:val="17"/>
@@ -3077,7 +3168,7 @@
       <w:proofErr w:type="gramEnd"/>
       <w:r>
         <w:rPr>
-          <w:rFonts w:ascii="Courier New" w:eastAsia="Courier New" w:hAnsi="Courier New" w:cs="Courier New"/>
+          <w:rFonts w:ascii="Courier New" w:hAnsi="Courier New" w:eastAsia="Courier New" w:cs="Courier New"/>
           <w:color w:val="000000"/>
           <w:sz w:val="17"/>
           <w:szCs w:val="17"/>
@@ -3091,16 +3182,16 @@
         <w:spacing w:before="10" w:after="10"/>
         <w:ind w:left="360"/>
         <w:rPr>
-          <w:rFonts w:ascii="Courier New" w:eastAsia="Courier New" w:hAnsi="Courier New" w:cs="Courier New"/>
-          <w:color w:val="000000"/>
-          <w:sz w:val="17"/>
-          <w:szCs w:val="17"/>
-          <w:lang w:val="en-US"/>
-        </w:rPr>
-      </w:pPr>
-      <w:r>
-        <w:rPr>
-          <w:rFonts w:ascii="Courier New" w:eastAsia="Courier New" w:hAnsi="Courier New" w:cs="Courier New"/>
+          <w:rFonts w:ascii="Courier New" w:hAnsi="Courier New" w:eastAsia="Courier New" w:cs="Courier New"/>
+          <w:color w:val="000000"/>
+          <w:sz w:val="17"/>
+          <w:szCs w:val="17"/>
+          <w:lang w:val="en-US"/>
+        </w:rPr>
+      </w:pPr>
+      <w:r>
+        <w:rPr>
+          <w:rFonts w:ascii="Courier New" w:hAnsi="Courier New" w:eastAsia="Courier New" w:cs="Courier New"/>
           <w:color w:val="000000"/>
           <w:sz w:val="17"/>
           <w:szCs w:val="17"/>
@@ -3114,16 +3205,16 @@
         <w:spacing w:before="10" w:after="10"/>
         <w:ind w:left="360"/>
         <w:rPr>
-          <w:rFonts w:ascii="Courier New" w:eastAsia="Courier New" w:hAnsi="Courier New" w:cs="Courier New"/>
-          <w:color w:val="000000"/>
-          <w:sz w:val="17"/>
-          <w:szCs w:val="17"/>
-          <w:lang w:val="en-US"/>
-        </w:rPr>
-      </w:pPr>
-      <w:r>
-        <w:rPr>
-          <w:rFonts w:ascii="Courier New" w:eastAsia="Courier New" w:hAnsi="Courier New" w:cs="Courier New"/>
+          <w:rFonts w:ascii="Courier New" w:hAnsi="Courier New" w:eastAsia="Courier New" w:cs="Courier New"/>
+          <w:color w:val="000000"/>
+          <w:sz w:val="17"/>
+          <w:szCs w:val="17"/>
+          <w:lang w:val="en-US"/>
+        </w:rPr>
+      </w:pPr>
+      <w:r>
+        <w:rPr>
+          <w:rFonts w:ascii="Courier New" w:hAnsi="Courier New" w:eastAsia="Courier New" w:cs="Courier New"/>
           <w:color w:val="000000"/>
           <w:sz w:val="17"/>
           <w:szCs w:val="17"/>
@@ -3134,7 +3225,7 @@
       <w:proofErr w:type="gramStart"/>
       <w:r>
         <w:rPr>
-          <w:rFonts w:ascii="Courier New" w:eastAsia="Courier New" w:hAnsi="Courier New" w:cs="Courier New"/>
+          <w:rFonts w:ascii="Courier New" w:hAnsi="Courier New" w:eastAsia="Courier New" w:cs="Courier New"/>
           <w:color w:val="000000"/>
           <w:sz w:val="17"/>
           <w:szCs w:val="17"/>
@@ -3145,7 +3236,7 @@
       <w:proofErr w:type="gramEnd"/>
       <w:r>
         <w:rPr>
-          <w:rFonts w:ascii="Courier New" w:eastAsia="Courier New" w:hAnsi="Courier New" w:cs="Courier New"/>
+          <w:rFonts w:ascii="Courier New" w:hAnsi="Courier New" w:eastAsia="Courier New" w:cs="Courier New"/>
           <w:color w:val="000000"/>
           <w:sz w:val="17"/>
           <w:szCs w:val="17"/>
@@ -3159,16 +3250,16 @@
         <w:spacing w:before="10" w:after="10"/>
         <w:ind w:left="360"/>
         <w:rPr>
-          <w:rFonts w:ascii="Courier New" w:eastAsia="Courier New" w:hAnsi="Courier New" w:cs="Courier New"/>
-          <w:color w:val="000000"/>
-          <w:sz w:val="17"/>
-          <w:szCs w:val="17"/>
-          <w:lang w:val="en-US"/>
-        </w:rPr>
-      </w:pPr>
-      <w:r>
-        <w:rPr>
-          <w:rFonts w:ascii="Courier New" w:eastAsia="Courier New" w:hAnsi="Courier New" w:cs="Courier New"/>
+          <w:rFonts w:ascii="Courier New" w:hAnsi="Courier New" w:eastAsia="Courier New" w:cs="Courier New"/>
+          <w:color w:val="000000"/>
+          <w:sz w:val="17"/>
+          <w:szCs w:val="17"/>
+          <w:lang w:val="en-US"/>
+        </w:rPr>
+      </w:pPr>
+      <w:r>
+        <w:rPr>
+          <w:rFonts w:ascii="Courier New" w:hAnsi="Courier New" w:eastAsia="Courier New" w:cs="Courier New"/>
           <w:color w:val="000000"/>
           <w:sz w:val="17"/>
           <w:szCs w:val="17"/>
@@ -3182,16 +3273,16 @@
         <w:spacing w:before="10" w:after="10"/>
         <w:ind w:left="360"/>
         <w:rPr>
-          <w:rFonts w:ascii="Courier New" w:eastAsia="Courier New" w:hAnsi="Courier New" w:cs="Courier New"/>
-          <w:color w:val="000000"/>
-          <w:sz w:val="17"/>
-          <w:szCs w:val="17"/>
-          <w:lang w:val="en-US"/>
-        </w:rPr>
-      </w:pPr>
-      <w:r>
-        <w:rPr>
-          <w:rFonts w:ascii="Courier New" w:eastAsia="Courier New" w:hAnsi="Courier New" w:cs="Courier New"/>
+          <w:rFonts w:ascii="Courier New" w:hAnsi="Courier New" w:eastAsia="Courier New" w:cs="Courier New"/>
+          <w:color w:val="000000"/>
+          <w:sz w:val="17"/>
+          <w:szCs w:val="17"/>
+          <w:lang w:val="en-US"/>
+        </w:rPr>
+      </w:pPr>
+      <w:r>
+        <w:rPr>
+          <w:rFonts w:ascii="Courier New" w:hAnsi="Courier New" w:eastAsia="Courier New" w:cs="Courier New"/>
           <w:color w:val="000000"/>
           <w:sz w:val="17"/>
           <w:szCs w:val="17"/>
@@ -3205,16 +3296,16 @@
         <w:spacing w:before="10" w:after="10"/>
         <w:ind w:left="360"/>
         <w:rPr>
-          <w:rFonts w:ascii="Courier New" w:eastAsia="Courier New" w:hAnsi="Courier New" w:cs="Courier New"/>
-          <w:color w:val="000000"/>
-          <w:sz w:val="17"/>
-          <w:szCs w:val="17"/>
-          <w:lang w:val="en-US"/>
-        </w:rPr>
-      </w:pPr>
-      <w:r>
-        <w:rPr>
-          <w:rFonts w:ascii="Courier New" w:eastAsia="Courier New" w:hAnsi="Courier New" w:cs="Courier New"/>
+          <w:rFonts w:ascii="Courier New" w:hAnsi="Courier New" w:eastAsia="Courier New" w:cs="Courier New"/>
+          <w:color w:val="000000"/>
+          <w:sz w:val="17"/>
+          <w:szCs w:val="17"/>
+          <w:lang w:val="en-US"/>
+        </w:rPr>
+      </w:pPr>
+      <w:r>
+        <w:rPr>
+          <w:rFonts w:ascii="Courier New" w:hAnsi="Courier New" w:eastAsia="Courier New" w:cs="Courier New"/>
           <w:color w:val="000000"/>
           <w:sz w:val="17"/>
           <w:szCs w:val="17"/>
@@ -3228,16 +3319,16 @@
         <w:spacing w:before="10" w:after="10"/>
         <w:ind w:left="360"/>
         <w:rPr>
-          <w:rFonts w:ascii="Courier New" w:eastAsia="Courier New" w:hAnsi="Courier New" w:cs="Courier New"/>
-          <w:color w:val="000000"/>
-          <w:sz w:val="17"/>
-          <w:szCs w:val="17"/>
-          <w:lang w:val="en-US"/>
-        </w:rPr>
-      </w:pPr>
-      <w:r>
-        <w:rPr>
-          <w:rFonts w:ascii="Courier New" w:eastAsia="Courier New" w:hAnsi="Courier New" w:cs="Courier New"/>
+          <w:rFonts w:ascii="Courier New" w:hAnsi="Courier New" w:eastAsia="Courier New" w:cs="Courier New"/>
+          <w:color w:val="000000"/>
+          <w:sz w:val="17"/>
+          <w:szCs w:val="17"/>
+          <w:lang w:val="en-US"/>
+        </w:rPr>
+      </w:pPr>
+      <w:r>
+        <w:rPr>
+          <w:rFonts w:ascii="Courier New" w:hAnsi="Courier New" w:eastAsia="Courier New" w:cs="Courier New"/>
           <w:color w:val="000000"/>
           <w:sz w:val="17"/>
           <w:szCs w:val="17"/>
@@ -3251,16 +3342,16 @@
         <w:spacing w:before="10" w:after="10"/>
         <w:ind w:left="360"/>
         <w:rPr>
-          <w:rFonts w:ascii="Courier New" w:eastAsia="Courier New" w:hAnsi="Courier New" w:cs="Courier New"/>
-          <w:color w:val="000000"/>
-          <w:sz w:val="17"/>
-          <w:szCs w:val="17"/>
-          <w:lang w:val="en-US"/>
-        </w:rPr>
-      </w:pPr>
-      <w:r>
-        <w:rPr>
-          <w:rFonts w:ascii="Courier New" w:eastAsia="Courier New" w:hAnsi="Courier New" w:cs="Courier New"/>
+          <w:rFonts w:ascii="Courier New" w:hAnsi="Courier New" w:eastAsia="Courier New" w:cs="Courier New"/>
+          <w:color w:val="000000"/>
+          <w:sz w:val="17"/>
+          <w:szCs w:val="17"/>
+          <w:lang w:val="en-US"/>
+        </w:rPr>
+      </w:pPr>
+      <w:r>
+        <w:rPr>
+          <w:rFonts w:ascii="Courier New" w:hAnsi="Courier New" w:eastAsia="Courier New" w:cs="Courier New"/>
           <w:color w:val="000000"/>
           <w:sz w:val="17"/>
           <w:szCs w:val="17"/>
@@ -3284,16 +3375,16 @@
         <w:spacing w:before="10" w:after="10"/>
         <w:ind w:left="360"/>
         <w:rPr>
-          <w:rFonts w:ascii="Courier New" w:eastAsia="Courier New" w:hAnsi="Courier New" w:cs="Courier New"/>
-          <w:color w:val="000000"/>
-          <w:sz w:val="17"/>
-          <w:szCs w:val="17"/>
-          <w:lang w:val="en-US"/>
-        </w:rPr>
-      </w:pPr>
-      <w:r>
-        <w:rPr>
-          <w:rFonts w:ascii="Courier New" w:eastAsia="Courier New" w:hAnsi="Courier New" w:cs="Courier New"/>
+          <w:rFonts w:ascii="Courier New" w:hAnsi="Courier New" w:eastAsia="Courier New" w:cs="Courier New"/>
+          <w:color w:val="000000"/>
+          <w:sz w:val="17"/>
+          <w:szCs w:val="17"/>
+          <w:lang w:val="en-US"/>
+        </w:rPr>
+      </w:pPr>
+      <w:r>
+        <w:rPr>
+          <w:rFonts w:ascii="Courier New" w:hAnsi="Courier New" w:eastAsia="Courier New" w:cs="Courier New"/>
           <w:color w:val="000000"/>
           <w:sz w:val="17"/>
           <w:szCs w:val="17"/>
@@ -3307,16 +3398,16 @@
         <w:spacing w:before="10" w:after="10"/>
         <w:ind w:left="360"/>
         <w:rPr>
-          <w:rFonts w:ascii="Courier New" w:eastAsia="Courier New" w:hAnsi="Courier New" w:cs="Courier New"/>
-          <w:color w:val="000000"/>
-          <w:sz w:val="17"/>
-          <w:szCs w:val="17"/>
-          <w:lang w:val="en-US"/>
-        </w:rPr>
-      </w:pPr>
-      <w:r>
-        <w:rPr>
-          <w:rFonts w:ascii="Courier New" w:eastAsia="Courier New" w:hAnsi="Courier New" w:cs="Courier New"/>
+          <w:rFonts w:ascii="Courier New" w:hAnsi="Courier New" w:eastAsia="Courier New" w:cs="Courier New"/>
+          <w:color w:val="000000"/>
+          <w:sz w:val="17"/>
+          <w:szCs w:val="17"/>
+          <w:lang w:val="en-US"/>
+        </w:rPr>
+      </w:pPr>
+      <w:r>
+        <w:rPr>
+          <w:rFonts w:ascii="Courier New" w:hAnsi="Courier New" w:eastAsia="Courier New" w:cs="Courier New"/>
           <w:color w:val="000000"/>
           <w:sz w:val="17"/>
           <w:szCs w:val="17"/>
@@ -3330,16 +3421,16 @@
         <w:spacing w:before="10" w:after="10"/>
         <w:ind w:left="360"/>
         <w:rPr>
-          <w:rFonts w:ascii="Courier New" w:eastAsia="Courier New" w:hAnsi="Courier New" w:cs="Courier New"/>
-          <w:color w:val="000000"/>
-          <w:sz w:val="17"/>
-          <w:szCs w:val="17"/>
-          <w:lang w:val="en-US"/>
-        </w:rPr>
-      </w:pPr>
-      <w:r>
-        <w:rPr>
-          <w:rFonts w:ascii="Courier New" w:eastAsia="Courier New" w:hAnsi="Courier New" w:cs="Courier New"/>
+          <w:rFonts w:ascii="Courier New" w:hAnsi="Courier New" w:eastAsia="Courier New" w:cs="Courier New"/>
+          <w:color w:val="000000"/>
+          <w:sz w:val="17"/>
+          <w:szCs w:val="17"/>
+          <w:lang w:val="en-US"/>
+        </w:rPr>
+      </w:pPr>
+      <w:r>
+        <w:rPr>
+          <w:rFonts w:ascii="Courier New" w:hAnsi="Courier New" w:eastAsia="Courier New" w:cs="Courier New"/>
           <w:color w:val="000000"/>
           <w:sz w:val="17"/>
           <w:szCs w:val="17"/>
@@ -3353,16 +3444,16 @@
         <w:spacing w:before="10" w:after="10"/>
         <w:ind w:left="360"/>
         <w:rPr>
-          <w:rFonts w:ascii="Courier New" w:eastAsia="Courier New" w:hAnsi="Courier New" w:cs="Courier New"/>
-          <w:color w:val="000000"/>
-          <w:sz w:val="17"/>
-          <w:szCs w:val="17"/>
-          <w:lang w:val="en-US"/>
-        </w:rPr>
-      </w:pPr>
-      <w:r>
-        <w:rPr>
-          <w:rFonts w:ascii="Courier New" w:eastAsia="Courier New" w:hAnsi="Courier New" w:cs="Courier New"/>
+          <w:rFonts w:ascii="Courier New" w:hAnsi="Courier New" w:eastAsia="Courier New" w:cs="Courier New"/>
+          <w:color w:val="000000"/>
+          <w:sz w:val="17"/>
+          <w:szCs w:val="17"/>
+          <w:lang w:val="en-US"/>
+        </w:rPr>
+      </w:pPr>
+      <w:r>
+        <w:rPr>
+          <w:rFonts w:ascii="Courier New" w:hAnsi="Courier New" w:eastAsia="Courier New" w:cs="Courier New"/>
           <w:color w:val="000000"/>
           <w:sz w:val="17"/>
           <w:szCs w:val="17"/>
@@ -3376,16 +3467,16 @@
         <w:spacing w:before="10" w:after="10"/>
         <w:ind w:left="360"/>
         <w:rPr>
-          <w:rFonts w:ascii="Courier New" w:eastAsia="Courier New" w:hAnsi="Courier New" w:cs="Courier New"/>
-          <w:color w:val="000000"/>
-          <w:sz w:val="17"/>
-          <w:szCs w:val="17"/>
-          <w:lang w:val="en-US"/>
-        </w:rPr>
-      </w:pPr>
-      <w:r>
-        <w:rPr>
-          <w:rFonts w:ascii="Courier New" w:eastAsia="Courier New" w:hAnsi="Courier New" w:cs="Courier New"/>
+          <w:rFonts w:ascii="Courier New" w:hAnsi="Courier New" w:eastAsia="Courier New" w:cs="Courier New"/>
+          <w:color w:val="000000"/>
+          <w:sz w:val="17"/>
+          <w:szCs w:val="17"/>
+          <w:lang w:val="en-US"/>
+        </w:rPr>
+      </w:pPr>
+      <w:r>
+        <w:rPr>
+          <w:rFonts w:ascii="Courier New" w:hAnsi="Courier New" w:eastAsia="Courier New" w:cs="Courier New"/>
           <w:color w:val="000000"/>
           <w:sz w:val="17"/>
           <w:szCs w:val="17"/>
@@ -3399,16 +3490,16 @@
         <w:spacing w:before="10" w:after="10"/>
         <w:ind w:left="360"/>
         <w:rPr>
-          <w:rFonts w:ascii="Courier New" w:eastAsia="Courier New" w:hAnsi="Courier New" w:cs="Courier New"/>
-          <w:color w:val="000000"/>
-          <w:sz w:val="17"/>
-          <w:szCs w:val="17"/>
-          <w:lang w:val="en-US"/>
-        </w:rPr>
-      </w:pPr>
-      <w:r>
-        <w:rPr>
-          <w:rFonts w:ascii="Courier New" w:eastAsia="Courier New" w:hAnsi="Courier New" w:cs="Courier New"/>
+          <w:rFonts w:ascii="Courier New" w:hAnsi="Courier New" w:eastAsia="Courier New" w:cs="Courier New"/>
+          <w:color w:val="000000"/>
+          <w:sz w:val="17"/>
+          <w:szCs w:val="17"/>
+          <w:lang w:val="en-US"/>
+        </w:rPr>
+      </w:pPr>
+      <w:r>
+        <w:rPr>
+          <w:rFonts w:ascii="Courier New" w:hAnsi="Courier New" w:eastAsia="Courier New" w:cs="Courier New"/>
           <w:color w:val="000000"/>
           <w:sz w:val="17"/>
           <w:szCs w:val="17"/>
@@ -3432,16 +3523,16 @@
         <w:spacing w:before="10" w:after="10"/>
         <w:ind w:left="360"/>
         <w:rPr>
-          <w:rFonts w:ascii="Courier New" w:eastAsia="Courier New" w:hAnsi="Courier New" w:cs="Courier New"/>
-          <w:color w:val="000000"/>
-          <w:sz w:val="17"/>
-          <w:szCs w:val="17"/>
-          <w:lang w:val="en-US"/>
-        </w:rPr>
-      </w:pPr>
-      <w:r>
-        <w:rPr>
-          <w:rFonts w:ascii="Courier New" w:eastAsia="Courier New" w:hAnsi="Courier New" w:cs="Courier New"/>
+          <w:rFonts w:ascii="Courier New" w:hAnsi="Courier New" w:eastAsia="Courier New" w:cs="Courier New"/>
+          <w:color w:val="000000"/>
+          <w:sz w:val="17"/>
+          <w:szCs w:val="17"/>
+          <w:lang w:val="en-US"/>
+        </w:rPr>
+      </w:pPr>
+      <w:r>
+        <w:rPr>
+          <w:rFonts w:ascii="Courier New" w:hAnsi="Courier New" w:eastAsia="Courier New" w:cs="Courier New"/>
           <w:color w:val="000000"/>
           <w:sz w:val="17"/>
           <w:szCs w:val="17"/>
@@ -3456,7 +3547,7 @@
         <w:ind w:firstLine="360"/>
         <w:jc w:val="both"/>
         <w:rPr>
-          <w:rFonts w:ascii="Courier New" w:eastAsia="Courier New" w:hAnsi="Courier New" w:cs="Courier New"/>
+          <w:rFonts w:ascii="Courier New" w:hAnsi="Courier New" w:eastAsia="Courier New" w:cs="Courier New"/>
           <w:color w:val="000000"/>
           <w:sz w:val="18"/>
           <w:szCs w:val="18"/>
@@ -3746,12 +3837,12 @@
       <w:tblPr>
         <w:tblW w:w="4640" w:type="dxa"/>
         <w:tblBorders>
-          <w:top w:val="single" w:sz="4" w:space="0" w:color="auto"/>
-          <w:left w:val="single" w:sz="4" w:space="0" w:color="auto"/>
-          <w:bottom w:val="single" w:sz="4" w:space="0" w:color="auto"/>
-          <w:right w:val="single" w:sz="4" w:space="0" w:color="auto"/>
-          <w:insideH w:val="single" w:sz="4" w:space="0" w:color="auto"/>
-          <w:insideV w:val="single" w:sz="4" w:space="0" w:color="auto"/>
+          <w:top w:val="single" w:color="auto" w:sz="4" w:space="0"/>
+          <w:left w:val="single" w:color="auto" w:sz="4" w:space="0"/>
+          <w:bottom w:val="single" w:color="auto" w:sz="4" w:space="0"/>
+          <w:right w:val="single" w:color="auto" w:sz="4" w:space="0"/>
+          <w:insideH w:val="single" w:color="auto" w:sz="4" w:space="0"/>
+          <w:insideV w:val="single" w:color="auto" w:sz="4" w:space="0"/>
         </w:tblBorders>
         <w:tblLook w:val="04A0" w:firstRow="1" w:lastRow="0" w:firstColumn="1" w:lastColumn="0" w:noHBand="0" w:noVBand="1"/>
       </w:tblPr>
@@ -3765,10 +3856,10 @@
           <w:tcPr>
             <w:tcW w:w="1700" w:type="dxa"/>
             <w:tcBorders>
-              <w:top w:val="single" w:sz="4" w:space="0" w:color="555555"/>
-              <w:left w:val="single" w:sz="4" w:space="0" w:color="555555"/>
-              <w:bottom w:val="single" w:sz="4" w:space="0" w:color="555555"/>
-              <w:right w:val="single" w:sz="4" w:space="0" w:color="555555"/>
+              <w:top w:val="single" w:color="555555" w:sz="4" w:space="0"/>
+              <w:left w:val="single" w:color="555555" w:sz="4" w:space="0"/>
+              <w:bottom w:val="single" w:color="555555" w:sz="4" w:space="0"/>
+              <w:right w:val="single" w:color="555555" w:sz="4" w:space="0"/>
             </w:tcBorders>
             <w:shd w:val="clear" w:color="auto" w:fill="CCCCCC"/>
             <w:tcMar>
@@ -3797,10 +3888,10 @@
           <w:tcPr>
             <w:tcW w:w="1310" w:type="dxa"/>
             <w:tcBorders>
-              <w:top w:val="single" w:sz="4" w:space="0" w:color="555555"/>
-              <w:left w:val="single" w:sz="4" w:space="0" w:color="555555"/>
-              <w:bottom w:val="single" w:sz="4" w:space="0" w:color="555555"/>
-              <w:right w:val="single" w:sz="4" w:space="0" w:color="555555"/>
+              <w:top w:val="single" w:color="555555" w:sz="4" w:space="0"/>
+              <w:left w:val="single" w:color="555555" w:sz="4" w:space="0"/>
+              <w:bottom w:val="single" w:color="555555" w:sz="4" w:space="0"/>
+              <w:right w:val="single" w:color="555555" w:sz="4" w:space="0"/>
             </w:tcBorders>
             <w:shd w:val="clear" w:color="auto" w:fill="CCCCCC"/>
             <w:tcMar>
@@ -3829,10 +3920,10 @@
           <w:tcPr>
             <w:tcW w:w="1630" w:type="dxa"/>
             <w:tcBorders>
-              <w:top w:val="single" w:sz="4" w:space="0" w:color="555555"/>
-              <w:left w:val="single" w:sz="4" w:space="0" w:color="555555"/>
-              <w:bottom w:val="single" w:sz="4" w:space="0" w:color="555555"/>
-              <w:right w:val="single" w:sz="4" w:space="0" w:color="555555"/>
+              <w:top w:val="single" w:color="555555" w:sz="4" w:space="0"/>
+              <w:left w:val="single" w:color="555555" w:sz="4" w:space="0"/>
+              <w:bottom w:val="single" w:color="555555" w:sz="4" w:space="0"/>
+              <w:right w:val="single" w:color="555555" w:sz="4" w:space="0"/>
             </w:tcBorders>
             <w:shd w:val="clear" w:color="auto" w:fill="CCCCCC"/>
             <w:tcMar>
@@ -3864,10 +3955,10 @@
           <w:tcPr>
             <w:tcW w:w="1700" w:type="dxa"/>
             <w:tcBorders>
-              <w:top w:val="single" w:sz="4" w:space="0" w:color="AAAAAA"/>
-              <w:left w:val="single" w:sz="4" w:space="0" w:color="AAAAAA"/>
-              <w:bottom w:val="single" w:sz="4" w:space="0" w:color="AAAAAA"/>
-              <w:right w:val="single" w:sz="4" w:space="0" w:color="AAAAAA"/>
+              <w:top w:val="single" w:color="AAAAAA" w:sz="4" w:space="0"/>
+              <w:left w:val="single" w:color="AAAAAA" w:sz="4" w:space="0"/>
+              <w:bottom w:val="single" w:color="AAAAAA" w:sz="4" w:space="0"/>
+              <w:right w:val="single" w:color="AAAAAA" w:sz="4" w:space="0"/>
             </w:tcBorders>
             <w:shd w:val="clear" w:color="auto" w:fill="FFFFFF"/>
             <w:tcMar>
@@ -3891,10 +3982,10 @@
           <w:tcPr>
             <w:tcW w:w="1310" w:type="dxa"/>
             <w:tcBorders>
-              <w:top w:val="single" w:sz="4" w:space="0" w:color="AAAAAA"/>
-              <w:left w:val="single" w:sz="4" w:space="0" w:color="AAAAAA"/>
-              <w:bottom w:val="single" w:sz="4" w:space="0" w:color="AAAAAA"/>
-              <w:right w:val="single" w:sz="4" w:space="0" w:color="AAAAAA"/>
+              <w:top w:val="single" w:color="AAAAAA" w:sz="4" w:space="0"/>
+              <w:left w:val="single" w:color="AAAAAA" w:sz="4" w:space="0"/>
+              <w:bottom w:val="single" w:color="AAAAAA" w:sz="4" w:space="0"/>
+              <w:right w:val="single" w:color="AAAAAA" w:sz="4" w:space="0"/>
             </w:tcBorders>
             <w:shd w:val="clear" w:color="auto" w:fill="FFFFFF"/>
             <w:tcMar>
@@ -3918,10 +4009,10 @@
           <w:tcPr>
             <w:tcW w:w="1630" w:type="dxa"/>
             <w:tcBorders>
-              <w:top w:val="single" w:sz="4" w:space="0" w:color="AAAAAA"/>
-              <w:left w:val="single" w:sz="4" w:space="0" w:color="AAAAAA"/>
-              <w:bottom w:val="single" w:sz="4" w:space="0" w:color="AAAAAA"/>
-              <w:right w:val="single" w:sz="4" w:space="0" w:color="AAAAAA"/>
+              <w:top w:val="single" w:color="AAAAAA" w:sz="4" w:space="0"/>
+              <w:left w:val="single" w:color="AAAAAA" w:sz="4" w:space="0"/>
+              <w:bottom w:val="single" w:color="AAAAAA" w:sz="4" w:space="0"/>
+              <w:right w:val="single" w:color="AAAAAA" w:sz="4" w:space="0"/>
             </w:tcBorders>
             <w:shd w:val="clear" w:color="auto" w:fill="FFFFFF"/>
             <w:tcMar>
@@ -3947,10 +4038,10 @@
           <w:tcPr>
             <w:tcW w:w="1700" w:type="dxa"/>
             <w:tcBorders>
-              <w:top w:val="single" w:sz="4" w:space="0" w:color="AAAAAA"/>
-              <w:left w:val="single" w:sz="4" w:space="0" w:color="AAAAAA"/>
-              <w:bottom w:val="single" w:sz="4" w:space="0" w:color="AAAAAA"/>
-              <w:right w:val="single" w:sz="4" w:space="0" w:color="AAAAAA"/>
+              <w:top w:val="single" w:color="AAAAAA" w:sz="4" w:space="0"/>
+              <w:left w:val="single" w:color="AAAAAA" w:sz="4" w:space="0"/>
+              <w:bottom w:val="single" w:color="AAAAAA" w:sz="4" w:space="0"/>
+              <w:right w:val="single" w:color="AAAAAA" w:sz="4" w:space="0"/>
             </w:tcBorders>
             <w:shd w:val="clear" w:color="auto" w:fill="F2F2F2"/>
             <w:tcMar>
@@ -3974,10 +4065,10 @@
           <w:tcPr>
             <w:tcW w:w="1310" w:type="dxa"/>
             <w:tcBorders>
-              <w:top w:val="single" w:sz="4" w:space="0" w:color="AAAAAA"/>
-              <w:left w:val="single" w:sz="4" w:space="0" w:color="AAAAAA"/>
-              <w:bottom w:val="single" w:sz="4" w:space="0" w:color="AAAAAA"/>
-              <w:right w:val="single" w:sz="4" w:space="0" w:color="AAAAAA"/>
+              <w:top w:val="single" w:color="AAAAAA" w:sz="4" w:space="0"/>
+              <w:left w:val="single" w:color="AAAAAA" w:sz="4" w:space="0"/>
+              <w:bottom w:val="single" w:color="AAAAAA" w:sz="4" w:space="0"/>
+              <w:right w:val="single" w:color="AAAAAA" w:sz="4" w:space="0"/>
             </w:tcBorders>
             <w:shd w:val="clear" w:color="auto" w:fill="F2F2F2"/>
             <w:tcMar>
@@ -4001,10 +4092,10 @@
           <w:tcPr>
             <w:tcW w:w="1630" w:type="dxa"/>
             <w:tcBorders>
-              <w:top w:val="single" w:sz="4" w:space="0" w:color="AAAAAA"/>
-              <w:left w:val="single" w:sz="4" w:space="0" w:color="AAAAAA"/>
-              <w:bottom w:val="single" w:sz="4" w:space="0" w:color="AAAAAA"/>
-              <w:right w:val="single" w:sz="4" w:space="0" w:color="AAAAAA"/>
+              <w:top w:val="single" w:color="AAAAAA" w:sz="4" w:space="0"/>
+              <w:left w:val="single" w:color="AAAAAA" w:sz="4" w:space="0"/>
+              <w:bottom w:val="single" w:color="AAAAAA" w:sz="4" w:space="0"/>
+              <w:right w:val="single" w:color="AAAAAA" w:sz="4" w:space="0"/>
             </w:tcBorders>
             <w:shd w:val="clear" w:color="auto" w:fill="F2F2F2"/>
             <w:tcMar>
@@ -4030,10 +4121,10 @@
           <w:tcPr>
             <w:tcW w:w="1700" w:type="dxa"/>
             <w:tcBorders>
-              <w:top w:val="single" w:sz="4" w:space="0" w:color="AAAAAA"/>
-              <w:left w:val="single" w:sz="4" w:space="0" w:color="AAAAAA"/>
-              <w:bottom w:val="single" w:sz="4" w:space="0" w:color="AAAAAA"/>
-              <w:right w:val="single" w:sz="4" w:space="0" w:color="AAAAAA"/>
+              <w:top w:val="single" w:color="AAAAAA" w:sz="4" w:space="0"/>
+              <w:left w:val="single" w:color="AAAAAA" w:sz="4" w:space="0"/>
+              <w:bottom w:val="single" w:color="AAAAAA" w:sz="4" w:space="0"/>
+              <w:right w:val="single" w:color="AAAAAA" w:sz="4" w:space="0"/>
             </w:tcBorders>
             <w:shd w:val="clear" w:color="auto" w:fill="FFFFFF"/>
             <w:tcMar>
@@ -4057,10 +4148,10 @@
           <w:tcPr>
             <w:tcW w:w="1310" w:type="dxa"/>
             <w:tcBorders>
-              <w:top w:val="single" w:sz="4" w:space="0" w:color="AAAAAA"/>
-              <w:left w:val="single" w:sz="4" w:space="0" w:color="AAAAAA"/>
-              <w:bottom w:val="single" w:sz="4" w:space="0" w:color="AAAAAA"/>
-              <w:right w:val="single" w:sz="4" w:space="0" w:color="AAAAAA"/>
+              <w:top w:val="single" w:color="AAAAAA" w:sz="4" w:space="0"/>
+              <w:left w:val="single" w:color="AAAAAA" w:sz="4" w:space="0"/>
+              <w:bottom w:val="single" w:color="AAAAAA" w:sz="4" w:space="0"/>
+              <w:right w:val="single" w:color="AAAAAA" w:sz="4" w:space="0"/>
             </w:tcBorders>
             <w:shd w:val="clear" w:color="auto" w:fill="FFFFFF"/>
             <w:tcMar>
@@ -4084,10 +4175,10 @@
           <w:tcPr>
             <w:tcW w:w="1630" w:type="dxa"/>
             <w:tcBorders>
-              <w:top w:val="single" w:sz="4" w:space="0" w:color="AAAAAA"/>
-              <w:left w:val="single" w:sz="4" w:space="0" w:color="AAAAAA"/>
-              <w:bottom w:val="single" w:sz="4" w:space="0" w:color="AAAAAA"/>
-              <w:right w:val="single" w:sz="4" w:space="0" w:color="AAAAAA"/>
+              <w:top w:val="single" w:color="AAAAAA" w:sz="4" w:space="0"/>
+              <w:left w:val="single" w:color="AAAAAA" w:sz="4" w:space="0"/>
+              <w:bottom w:val="single" w:color="AAAAAA" w:sz="4" w:space="0"/>
+              <w:right w:val="single" w:color="AAAAAA" w:sz="4" w:space="0"/>
             </w:tcBorders>
             <w:shd w:val="clear" w:color="auto" w:fill="FFFFFF"/>
             <w:tcMar>
@@ -4113,10 +4204,10 @@
           <w:tcPr>
             <w:tcW w:w="1700" w:type="dxa"/>
             <w:tcBorders>
-              <w:top w:val="single" w:sz="4" w:space="0" w:color="AAAAAA"/>
-              <w:left w:val="single" w:sz="4" w:space="0" w:color="AAAAAA"/>
-              <w:bottom w:val="single" w:sz="4" w:space="0" w:color="AAAAAA"/>
-              <w:right w:val="single" w:sz="4" w:space="0" w:color="AAAAAA"/>
+              <w:top w:val="single" w:color="AAAAAA" w:sz="4" w:space="0"/>
+              <w:left w:val="single" w:color="AAAAAA" w:sz="4" w:space="0"/>
+              <w:bottom w:val="single" w:color="AAAAAA" w:sz="4" w:space="0"/>
+              <w:right w:val="single" w:color="AAAAAA" w:sz="4" w:space="0"/>
             </w:tcBorders>
             <w:shd w:val="clear" w:color="auto" w:fill="F2F2F2"/>
             <w:tcMar>
@@ -4140,10 +4231,10 @@
           <w:tcPr>
             <w:tcW w:w="1310" w:type="dxa"/>
             <w:tcBorders>
-              <w:top w:val="single" w:sz="4" w:space="0" w:color="AAAAAA"/>
-              <w:left w:val="single" w:sz="4" w:space="0" w:color="AAAAAA"/>
-              <w:bottom w:val="single" w:sz="4" w:space="0" w:color="AAAAAA"/>
-              <w:right w:val="single" w:sz="4" w:space="0" w:color="AAAAAA"/>
+              <w:top w:val="single" w:color="AAAAAA" w:sz="4" w:space="0"/>
+              <w:left w:val="single" w:color="AAAAAA" w:sz="4" w:space="0"/>
+              <w:bottom w:val="single" w:color="AAAAAA" w:sz="4" w:space="0"/>
+              <w:right w:val="single" w:color="AAAAAA" w:sz="4" w:space="0"/>
             </w:tcBorders>
             <w:shd w:val="clear" w:color="auto" w:fill="F2F2F2"/>
             <w:tcMar>
@@ -4174,10 +4265,10 @@
           <w:tcPr>
             <w:tcW w:w="1630" w:type="dxa"/>
             <w:tcBorders>
-              <w:top w:val="single" w:sz="4" w:space="0" w:color="AAAAAA"/>
-              <w:left w:val="single" w:sz="4" w:space="0" w:color="AAAAAA"/>
-              <w:bottom w:val="single" w:sz="4" w:space="0" w:color="AAAAAA"/>
-              <w:right w:val="single" w:sz="4" w:space="0" w:color="AAAAAA"/>
+              <w:top w:val="single" w:color="AAAAAA" w:sz="4" w:space="0"/>
+              <w:left w:val="single" w:color="AAAAAA" w:sz="4" w:space="0"/>
+              <w:bottom w:val="single" w:color="AAAAAA" w:sz="4" w:space="0"/>
+              <w:right w:val="single" w:color="AAAAAA" w:sz="4" w:space="0"/>
             </w:tcBorders>
             <w:shd w:val="clear" w:color="auto" w:fill="F2F2F2"/>
             <w:tcMar>
@@ -4203,10 +4294,10 @@
           <w:tcPr>
             <w:tcW w:w="1700" w:type="dxa"/>
             <w:tcBorders>
-              <w:top w:val="single" w:sz="4" w:space="0" w:color="AAAAAA"/>
-              <w:left w:val="single" w:sz="4" w:space="0" w:color="AAAAAA"/>
-              <w:bottom w:val="single" w:sz="4" w:space="0" w:color="AAAAAA"/>
-              <w:right w:val="single" w:sz="4" w:space="0" w:color="AAAAAA"/>
+              <w:top w:val="single" w:color="AAAAAA" w:sz="4" w:space="0"/>
+              <w:left w:val="single" w:color="AAAAAA" w:sz="4" w:space="0"/>
+              <w:bottom w:val="single" w:color="AAAAAA" w:sz="4" w:space="0"/>
+              <w:right w:val="single" w:color="AAAAAA" w:sz="4" w:space="0"/>
             </w:tcBorders>
             <w:shd w:val="clear" w:color="auto" w:fill="FFFFFF"/>
             <w:tcMar>
@@ -4238,10 +4329,10 @@
           <w:tcPr>
             <w:tcW w:w="1310" w:type="dxa"/>
             <w:tcBorders>
-              <w:top w:val="single" w:sz="4" w:space="0" w:color="AAAAAA"/>
-              <w:left w:val="single" w:sz="4" w:space="0" w:color="AAAAAA"/>
-              <w:bottom w:val="single" w:sz="4" w:space="0" w:color="AAAAAA"/>
-              <w:right w:val="single" w:sz="4" w:space="0" w:color="AAAAAA"/>
+              <w:top w:val="single" w:color="AAAAAA" w:sz="4" w:space="0"/>
+              <w:left w:val="single" w:color="AAAAAA" w:sz="4" w:space="0"/>
+              <w:bottom w:val="single" w:color="AAAAAA" w:sz="4" w:space="0"/>
+              <w:right w:val="single" w:color="AAAAAA" w:sz="4" w:space="0"/>
             </w:tcBorders>
             <w:shd w:val="clear" w:color="auto" w:fill="FFFFFF"/>
             <w:tcMar>
@@ -4265,10 +4356,10 @@
           <w:tcPr>
             <w:tcW w:w="1630" w:type="dxa"/>
             <w:tcBorders>
-              <w:top w:val="single" w:sz="4" w:space="0" w:color="AAAAAA"/>
-              <w:left w:val="single" w:sz="4" w:space="0" w:color="AAAAAA"/>
-              <w:bottom w:val="single" w:sz="4" w:space="0" w:color="AAAAAA"/>
-              <w:right w:val="single" w:sz="4" w:space="0" w:color="AAAAAA"/>
+              <w:top w:val="single" w:color="AAAAAA" w:sz="4" w:space="0"/>
+              <w:left w:val="single" w:color="AAAAAA" w:sz="4" w:space="0"/>
+              <w:bottom w:val="single" w:color="AAAAAA" w:sz="4" w:space="0"/>
+              <w:right w:val="single" w:color="AAAAAA" w:sz="4" w:space="0"/>
             </w:tcBorders>
             <w:shd w:val="clear" w:color="auto" w:fill="FFFFFF"/>
             <w:tcMar>
@@ -4294,10 +4385,10 @@
           <w:tcPr>
             <w:tcW w:w="1700" w:type="dxa"/>
             <w:tcBorders>
-              <w:top w:val="single" w:sz="4" w:space="0" w:color="AAAAAA"/>
-              <w:left w:val="single" w:sz="4" w:space="0" w:color="AAAAAA"/>
-              <w:bottom w:val="single" w:sz="4" w:space="0" w:color="AAAAAA"/>
-              <w:right w:val="single" w:sz="4" w:space="0" w:color="AAAAAA"/>
+              <w:top w:val="single" w:color="AAAAAA" w:sz="4" w:space="0"/>
+              <w:left w:val="single" w:color="AAAAAA" w:sz="4" w:space="0"/>
+              <w:bottom w:val="single" w:color="AAAAAA" w:sz="4" w:space="0"/>
+              <w:right w:val="single" w:color="AAAAAA" w:sz="4" w:space="0"/>
             </w:tcBorders>
             <w:shd w:val="clear" w:color="auto" w:fill="F2F2F2"/>
             <w:tcMar>
@@ -4329,10 +4420,10 @@
           <w:tcPr>
             <w:tcW w:w="1310" w:type="dxa"/>
             <w:tcBorders>
-              <w:top w:val="single" w:sz="4" w:space="0" w:color="AAAAAA"/>
-              <w:left w:val="single" w:sz="4" w:space="0" w:color="AAAAAA"/>
-              <w:bottom w:val="single" w:sz="4" w:space="0" w:color="AAAAAA"/>
-              <w:right w:val="single" w:sz="4" w:space="0" w:color="AAAAAA"/>
+              <w:top w:val="single" w:color="AAAAAA" w:sz="4" w:space="0"/>
+              <w:left w:val="single" w:color="AAAAAA" w:sz="4" w:space="0"/>
+              <w:bottom w:val="single" w:color="AAAAAA" w:sz="4" w:space="0"/>
+              <w:right w:val="single" w:color="AAAAAA" w:sz="4" w:space="0"/>
             </w:tcBorders>
             <w:shd w:val="clear" w:color="auto" w:fill="F2F2F2"/>
             <w:tcMar>
@@ -4356,10 +4447,10 @@
           <w:tcPr>
             <w:tcW w:w="1630" w:type="dxa"/>
             <w:tcBorders>
-              <w:top w:val="single" w:sz="4" w:space="0" w:color="AAAAAA"/>
-              <w:left w:val="single" w:sz="4" w:space="0" w:color="AAAAAA"/>
-              <w:bottom w:val="single" w:sz="4" w:space="0" w:color="AAAAAA"/>
-              <w:right w:val="single" w:sz="4" w:space="0" w:color="AAAAAA"/>
+              <w:top w:val="single" w:color="AAAAAA" w:sz="4" w:space="0"/>
+              <w:left w:val="single" w:color="AAAAAA" w:sz="4" w:space="0"/>
+              <w:bottom w:val="single" w:color="AAAAAA" w:sz="4" w:space="0"/>
+              <w:right w:val="single" w:color="AAAAAA" w:sz="4" w:space="0"/>
             </w:tcBorders>
             <w:shd w:val="clear" w:color="auto" w:fill="F2F2F2"/>
             <w:tcMar>
@@ -4385,10 +4476,10 @@
           <w:tcPr>
             <w:tcW w:w="1700" w:type="dxa"/>
             <w:tcBorders>
-              <w:top w:val="single" w:sz="4" w:space="0" w:color="AAAAAA"/>
-              <w:left w:val="single" w:sz="4" w:space="0" w:color="AAAAAA"/>
-              <w:bottom w:val="single" w:sz="4" w:space="0" w:color="AAAAAA"/>
-              <w:right w:val="single" w:sz="4" w:space="0" w:color="AAAAAA"/>
+              <w:top w:val="single" w:color="AAAAAA" w:sz="4" w:space="0"/>
+              <w:left w:val="single" w:color="AAAAAA" w:sz="4" w:space="0"/>
+              <w:bottom w:val="single" w:color="AAAAAA" w:sz="4" w:space="0"/>
+              <w:right w:val="single" w:color="AAAAAA" w:sz="4" w:space="0"/>
             </w:tcBorders>
             <w:shd w:val="clear" w:color="auto" w:fill="FFFFFF"/>
             <w:tcMar>
@@ -4420,10 +4511,10 @@
           <w:tcPr>
             <w:tcW w:w="1310" w:type="dxa"/>
             <w:tcBorders>
-              <w:top w:val="single" w:sz="4" w:space="0" w:color="AAAAAA"/>
-              <w:left w:val="single" w:sz="4" w:space="0" w:color="AAAAAA"/>
-              <w:bottom w:val="single" w:sz="4" w:space="0" w:color="AAAAAA"/>
-              <w:right w:val="single" w:sz="4" w:space="0" w:color="AAAAAA"/>
+              <w:top w:val="single" w:color="AAAAAA" w:sz="4" w:space="0"/>
+              <w:left w:val="single" w:color="AAAAAA" w:sz="4" w:space="0"/>
+              <w:bottom w:val="single" w:color="AAAAAA" w:sz="4" w:space="0"/>
+              <w:right w:val="single" w:color="AAAAAA" w:sz="4" w:space="0"/>
             </w:tcBorders>
             <w:shd w:val="clear" w:color="auto" w:fill="FFFFFF"/>
             <w:tcMar>
@@ -4447,10 +4538,10 @@
           <w:tcPr>
             <w:tcW w:w="1630" w:type="dxa"/>
             <w:tcBorders>
-              <w:top w:val="single" w:sz="4" w:space="0" w:color="AAAAAA"/>
-              <w:left w:val="single" w:sz="4" w:space="0" w:color="AAAAAA"/>
-              <w:bottom w:val="single" w:sz="4" w:space="0" w:color="AAAAAA"/>
-              <w:right w:val="single" w:sz="4" w:space="0" w:color="AAAAAA"/>
+              <w:top w:val="single" w:color="AAAAAA" w:sz="4" w:space="0"/>
+              <w:left w:val="single" w:color="AAAAAA" w:sz="4" w:space="0"/>
+              <w:bottom w:val="single" w:color="AAAAAA" w:sz="4" w:space="0"/>
+              <w:right w:val="single" w:color="AAAAAA" w:sz="4" w:space="0"/>
             </w:tcBorders>
             <w:shd w:val="clear" w:color="auto" w:fill="FFFFFF"/>
             <w:tcMar>
@@ -5201,12 +5292,12 @@
       <w:tblPr>
         <w:tblW w:w="0" w:type="auto"/>
         <w:tblBorders>
-          <w:top w:val="single" w:sz="4" w:space="0" w:color="auto"/>
-          <w:left w:val="single" w:sz="4" w:space="0" w:color="auto"/>
-          <w:bottom w:val="single" w:sz="4" w:space="0" w:color="auto"/>
-          <w:right w:val="single" w:sz="4" w:space="0" w:color="auto"/>
-          <w:insideH w:val="single" w:sz="4" w:space="0" w:color="auto"/>
-          <w:insideV w:val="single" w:sz="4" w:space="0" w:color="auto"/>
+          <w:top w:val="single" w:color="auto" w:sz="4" w:space="0"/>
+          <w:left w:val="single" w:color="auto" w:sz="4" w:space="0"/>
+          <w:bottom w:val="single" w:color="auto" w:sz="4" w:space="0"/>
+          <w:right w:val="single" w:color="auto" w:sz="4" w:space="0"/>
+          <w:insideH w:val="single" w:color="auto" w:sz="4" w:space="0"/>
+          <w:insideV w:val="single" w:color="auto" w:sz="4" w:space="0"/>
         </w:tblBorders>
         <w:tblLook w:val="04A0" w:firstRow="1" w:lastRow="0" w:firstColumn="1" w:lastColumn="0" w:noHBand="0" w:noVBand="1"/>
       </w:tblPr>
@@ -5223,10 +5314,10 @@
           <w:tcPr>
             <w:tcW w:w="1700" w:type="dxa"/>
             <w:tcBorders>
-              <w:top w:val="single" w:sz="4" w:space="0" w:color="555555"/>
-              <w:left w:val="single" w:sz="4" w:space="0" w:color="555555"/>
-              <w:bottom w:val="single" w:sz="4" w:space="0" w:color="555555"/>
-              <w:right w:val="single" w:sz="4" w:space="0" w:color="555555"/>
+              <w:top w:val="single" w:color="555555" w:sz="4" w:space="0"/>
+              <w:left w:val="single" w:color="555555" w:sz="4" w:space="0"/>
+              <w:bottom w:val="single" w:color="555555" w:sz="4" w:space="0"/>
+              <w:right w:val="single" w:color="555555" w:sz="4" w:space="0"/>
             </w:tcBorders>
             <w:shd w:val="clear" w:color="auto" w:fill="CCCCCC"/>
             <w:tcMar>
@@ -5255,10 +5346,10 @@
           <w:tcPr>
             <w:tcW w:w="1310" w:type="dxa"/>
             <w:tcBorders>
-              <w:top w:val="single" w:sz="4" w:space="0" w:color="555555"/>
-              <w:left w:val="single" w:sz="4" w:space="0" w:color="555555"/>
-              <w:bottom w:val="single" w:sz="4" w:space="0" w:color="555555"/>
-              <w:right w:val="single" w:sz="4" w:space="0" w:color="555555"/>
+              <w:top w:val="single" w:color="555555" w:sz="4" w:space="0"/>
+              <w:left w:val="single" w:color="555555" w:sz="4" w:space="0"/>
+              <w:bottom w:val="single" w:color="555555" w:sz="4" w:space="0"/>
+              <w:right w:val="single" w:color="555555" w:sz="4" w:space="0"/>
             </w:tcBorders>
             <w:shd w:val="clear" w:color="auto" w:fill="CCCCCC"/>
             <w:tcMar>
@@ -5287,10 +5378,10 @@
           <w:tcPr>
             <w:tcW w:w="1622" w:type="dxa"/>
             <w:tcBorders>
-              <w:top w:val="single" w:sz="4" w:space="0" w:color="555555"/>
-              <w:left w:val="single" w:sz="4" w:space="0" w:color="555555"/>
-              <w:bottom w:val="single" w:sz="4" w:space="0" w:color="555555"/>
-              <w:right w:val="single" w:sz="4" w:space="0" w:color="555555"/>
+              <w:top w:val="single" w:color="555555" w:sz="4" w:space="0"/>
+              <w:left w:val="single" w:color="555555" w:sz="4" w:space="0"/>
+              <w:bottom w:val="single" w:color="555555" w:sz="4" w:space="0"/>
+              <w:right w:val="single" w:color="555555" w:sz="4" w:space="0"/>
             </w:tcBorders>
             <w:shd w:val="clear" w:color="auto" w:fill="CCCCCC"/>
             <w:tcMar>
@@ -5332,10 +5423,10 @@
           <w:tcPr>
             <w:tcW w:w="1700" w:type="dxa"/>
             <w:tcBorders>
-              <w:top w:val="single" w:sz="4" w:space="0" w:color="AAAAAA"/>
-              <w:left w:val="single" w:sz="4" w:space="0" w:color="AAAAAA"/>
-              <w:bottom w:val="single" w:sz="4" w:space="0" w:color="AAAAAA"/>
-              <w:right w:val="single" w:sz="4" w:space="0" w:color="AAAAAA"/>
+              <w:top w:val="single" w:color="AAAAAA" w:sz="4" w:space="0"/>
+              <w:left w:val="single" w:color="AAAAAA" w:sz="4" w:space="0"/>
+              <w:bottom w:val="single" w:color="AAAAAA" w:sz="4" w:space="0"/>
+              <w:right w:val="single" w:color="AAAAAA" w:sz="4" w:space="0"/>
             </w:tcBorders>
             <w:shd w:val="clear" w:color="auto" w:fill="FFFFFF"/>
             <w:tcMar>
@@ -5359,10 +5450,10 @@
           <w:tcPr>
             <w:tcW w:w="1310" w:type="dxa"/>
             <w:tcBorders>
-              <w:top w:val="single" w:sz="4" w:space="0" w:color="AAAAAA"/>
-              <w:left w:val="single" w:sz="4" w:space="0" w:color="AAAAAA"/>
-              <w:bottom w:val="single" w:sz="4" w:space="0" w:color="AAAAAA"/>
-              <w:right w:val="single" w:sz="4" w:space="0" w:color="AAAAAA"/>
+              <w:top w:val="single" w:color="AAAAAA" w:sz="4" w:space="0"/>
+              <w:left w:val="single" w:color="AAAAAA" w:sz="4" w:space="0"/>
+              <w:bottom w:val="single" w:color="AAAAAA" w:sz="4" w:space="0"/>
+              <w:right w:val="single" w:color="AAAAAA" w:sz="4" w:space="0"/>
             </w:tcBorders>
             <w:shd w:val="clear" w:color="auto" w:fill="FFFFFF"/>
             <w:tcMar>
@@ -5392,10 +5483,10 @@
           <w:tcPr>
             <w:tcW w:w="1622" w:type="dxa"/>
             <w:tcBorders>
-              <w:top w:val="single" w:sz="4" w:space="0" w:color="AAAAAA"/>
-              <w:left w:val="single" w:sz="4" w:space="0" w:color="AAAAAA"/>
-              <w:bottom w:val="single" w:sz="4" w:space="0" w:color="AAAAAA"/>
-              <w:right w:val="single" w:sz="4" w:space="0" w:color="AAAAAA"/>
+              <w:top w:val="single" w:color="AAAAAA" w:sz="4" w:space="0"/>
+              <w:left w:val="single" w:color="AAAAAA" w:sz="4" w:space="0"/>
+              <w:bottom w:val="single" w:color="AAAAAA" w:sz="4" w:space="0"/>
+              <w:right w:val="single" w:color="AAAAAA" w:sz="4" w:space="0"/>
             </w:tcBorders>
             <w:shd w:val="clear" w:color="auto" w:fill="FFFFFF"/>
             <w:tcMar>
@@ -5424,10 +5515,10 @@
           <w:tcPr>
             <w:tcW w:w="1700" w:type="dxa"/>
             <w:tcBorders>
-              <w:top w:val="single" w:sz="4" w:space="0" w:color="AAAAAA"/>
-              <w:left w:val="single" w:sz="4" w:space="0" w:color="AAAAAA"/>
-              <w:bottom w:val="single" w:sz="4" w:space="0" w:color="AAAAAA"/>
-              <w:right w:val="single" w:sz="4" w:space="0" w:color="AAAAAA"/>
+              <w:top w:val="single" w:color="AAAAAA" w:sz="4" w:space="0"/>
+              <w:left w:val="single" w:color="AAAAAA" w:sz="4" w:space="0"/>
+              <w:bottom w:val="single" w:color="AAAAAA" w:sz="4" w:space="0"/>
+              <w:right w:val="single" w:color="AAAAAA" w:sz="4" w:space="0"/>
             </w:tcBorders>
             <w:shd w:val="clear" w:color="auto" w:fill="F2F2F2"/>
             <w:tcMar>
@@ -5451,10 +5542,10 @@
           <w:tcPr>
             <w:tcW w:w="1310" w:type="dxa"/>
             <w:tcBorders>
-              <w:top w:val="single" w:sz="4" w:space="0" w:color="AAAAAA"/>
-              <w:left w:val="single" w:sz="4" w:space="0" w:color="AAAAAA"/>
-              <w:bottom w:val="single" w:sz="4" w:space="0" w:color="AAAAAA"/>
-              <w:right w:val="single" w:sz="4" w:space="0" w:color="AAAAAA"/>
+              <w:top w:val="single" w:color="AAAAAA" w:sz="4" w:space="0"/>
+              <w:left w:val="single" w:color="AAAAAA" w:sz="4" w:space="0"/>
+              <w:bottom w:val="single" w:color="AAAAAA" w:sz="4" w:space="0"/>
+              <w:right w:val="single" w:color="AAAAAA" w:sz="4" w:space="0"/>
             </w:tcBorders>
             <w:shd w:val="clear" w:color="auto" w:fill="F2F2F2"/>
             <w:tcMar>
@@ -5484,10 +5575,10 @@
           <w:tcPr>
             <w:tcW w:w="1622" w:type="dxa"/>
             <w:tcBorders>
-              <w:top w:val="single" w:sz="4" w:space="0" w:color="AAAAAA"/>
-              <w:left w:val="single" w:sz="4" w:space="0" w:color="AAAAAA"/>
-              <w:bottom w:val="single" w:sz="4" w:space="0" w:color="AAAAAA"/>
-              <w:right w:val="single" w:sz="4" w:space="0" w:color="AAAAAA"/>
+              <w:top w:val="single" w:color="AAAAAA" w:sz="4" w:space="0"/>
+              <w:left w:val="single" w:color="AAAAAA" w:sz="4" w:space="0"/>
+              <w:bottom w:val="single" w:color="AAAAAA" w:sz="4" w:space="0"/>
+              <w:right w:val="single" w:color="AAAAAA" w:sz="4" w:space="0"/>
             </w:tcBorders>
             <w:shd w:val="clear" w:color="auto" w:fill="F2F2F2"/>
             <w:tcMar>
@@ -5522,10 +5613,10 @@
           <w:tcPr>
             <w:tcW w:w="1700" w:type="dxa"/>
             <w:tcBorders>
-              <w:top w:val="single" w:sz="4" w:space="0" w:color="AAAAAA"/>
-              <w:left w:val="single" w:sz="4" w:space="0" w:color="AAAAAA"/>
-              <w:bottom w:val="single" w:sz="4" w:space="0" w:color="AAAAAA"/>
-              <w:right w:val="single" w:sz="4" w:space="0" w:color="AAAAAA"/>
+              <w:top w:val="single" w:color="AAAAAA" w:sz="4" w:space="0"/>
+              <w:left w:val="single" w:color="AAAAAA" w:sz="4" w:space="0"/>
+              <w:bottom w:val="single" w:color="AAAAAA" w:sz="4" w:space="0"/>
+              <w:right w:val="single" w:color="AAAAAA" w:sz="4" w:space="0"/>
             </w:tcBorders>
             <w:shd w:val="clear" w:color="auto" w:fill="FFFFFF"/>
             <w:tcMar>
@@ -5549,10 +5640,10 @@
           <w:tcPr>
             <w:tcW w:w="1310" w:type="dxa"/>
             <w:tcBorders>
-              <w:top w:val="single" w:sz="4" w:space="0" w:color="AAAAAA"/>
-              <w:left w:val="single" w:sz="4" w:space="0" w:color="AAAAAA"/>
-              <w:bottom w:val="single" w:sz="4" w:space="0" w:color="AAAAAA"/>
-              <w:right w:val="single" w:sz="4" w:space="0" w:color="AAAAAA"/>
+              <w:top w:val="single" w:color="AAAAAA" w:sz="4" w:space="0"/>
+              <w:left w:val="single" w:color="AAAAAA" w:sz="4" w:space="0"/>
+              <w:bottom w:val="single" w:color="AAAAAA" w:sz="4" w:space="0"/>
+              <w:right w:val="single" w:color="AAAAAA" w:sz="4" w:space="0"/>
             </w:tcBorders>
             <w:shd w:val="clear" w:color="auto" w:fill="FFFFFF"/>
             <w:tcMar>
@@ -5582,10 +5673,10 @@
           <w:tcPr>
             <w:tcW w:w="1622" w:type="dxa"/>
             <w:tcBorders>
-              <w:top w:val="single" w:sz="4" w:space="0" w:color="AAAAAA"/>
-              <w:left w:val="single" w:sz="4" w:space="0" w:color="AAAAAA"/>
-              <w:bottom w:val="single" w:sz="4" w:space="0" w:color="AAAAAA"/>
-              <w:right w:val="single" w:sz="4" w:space="0" w:color="AAAAAA"/>
+              <w:top w:val="single" w:color="AAAAAA" w:sz="4" w:space="0"/>
+              <w:left w:val="single" w:color="AAAAAA" w:sz="4" w:space="0"/>
+              <w:bottom w:val="single" w:color="AAAAAA" w:sz="4" w:space="0"/>
+              <w:right w:val="single" w:color="AAAAAA" w:sz="4" w:space="0"/>
             </w:tcBorders>
             <w:shd w:val="clear" w:color="auto" w:fill="FFFFFF"/>
             <w:tcMar>
@@ -5620,10 +5711,10 @@
           <w:tcPr>
             <w:tcW w:w="1700" w:type="dxa"/>
             <w:tcBorders>
-              <w:top w:val="single" w:sz="4" w:space="0" w:color="AAAAAA"/>
-              <w:left w:val="single" w:sz="4" w:space="0" w:color="AAAAAA"/>
-              <w:bottom w:val="single" w:sz="4" w:space="0" w:color="AAAAAA"/>
-              <w:right w:val="single" w:sz="4" w:space="0" w:color="AAAAAA"/>
+              <w:top w:val="single" w:color="AAAAAA" w:sz="4" w:space="0"/>
+              <w:left w:val="single" w:color="AAAAAA" w:sz="4" w:space="0"/>
+              <w:bottom w:val="single" w:color="AAAAAA" w:sz="4" w:space="0"/>
+              <w:right w:val="single" w:color="AAAAAA" w:sz="4" w:space="0"/>
             </w:tcBorders>
             <w:shd w:val="clear" w:color="auto" w:fill="F2F2F2"/>
             <w:tcMar>
@@ -5647,10 +5738,10 @@
           <w:tcPr>
             <w:tcW w:w="1310" w:type="dxa"/>
             <w:tcBorders>
-              <w:top w:val="single" w:sz="4" w:space="0" w:color="AAAAAA"/>
-              <w:left w:val="single" w:sz="4" w:space="0" w:color="AAAAAA"/>
-              <w:bottom w:val="single" w:sz="4" w:space="0" w:color="AAAAAA"/>
-              <w:right w:val="single" w:sz="4" w:space="0" w:color="AAAAAA"/>
+              <w:top w:val="single" w:color="AAAAAA" w:sz="4" w:space="0"/>
+              <w:left w:val="single" w:color="AAAAAA" w:sz="4" w:space="0"/>
+              <w:bottom w:val="single" w:color="AAAAAA" w:sz="4" w:space="0"/>
+              <w:right w:val="single" w:color="AAAAAA" w:sz="4" w:space="0"/>
             </w:tcBorders>
             <w:shd w:val="clear" w:color="auto" w:fill="F2F2F2"/>
             <w:tcMar>
@@ -5680,10 +5771,10 @@
           <w:tcPr>
             <w:tcW w:w="1622" w:type="dxa"/>
             <w:tcBorders>
-              <w:top w:val="single" w:sz="4" w:space="0" w:color="AAAAAA"/>
-              <w:left w:val="single" w:sz="4" w:space="0" w:color="AAAAAA"/>
-              <w:bottom w:val="single" w:sz="4" w:space="0" w:color="AAAAAA"/>
-              <w:right w:val="single" w:sz="4" w:space="0" w:color="AAAAAA"/>
+              <w:top w:val="single" w:color="AAAAAA" w:sz="4" w:space="0"/>
+              <w:left w:val="single" w:color="AAAAAA" w:sz="4" w:space="0"/>
+              <w:bottom w:val="single" w:color="AAAAAA" w:sz="4" w:space="0"/>
+              <w:right w:val="single" w:color="AAAAAA" w:sz="4" w:space="0"/>
             </w:tcBorders>
             <w:shd w:val="clear" w:color="auto" w:fill="F2F2F2"/>
             <w:tcMar>
@@ -5718,10 +5809,10 @@
           <w:tcPr>
             <w:tcW w:w="1700" w:type="dxa"/>
             <w:tcBorders>
-              <w:top w:val="single" w:sz="4" w:space="0" w:color="AAAAAA"/>
-              <w:left w:val="single" w:sz="4" w:space="0" w:color="AAAAAA"/>
-              <w:bottom w:val="single" w:sz="4" w:space="0" w:color="AAAAAA"/>
-              <w:right w:val="single" w:sz="4" w:space="0" w:color="AAAAAA"/>
+              <w:top w:val="single" w:color="AAAAAA" w:sz="4" w:space="0"/>
+              <w:left w:val="single" w:color="AAAAAA" w:sz="4" w:space="0"/>
+              <w:bottom w:val="single" w:color="AAAAAA" w:sz="4" w:space="0"/>
+              <w:right w:val="single" w:color="AAAAAA" w:sz="4" w:space="0"/>
             </w:tcBorders>
             <w:shd w:val="clear" w:color="auto" w:fill="FFFFFF"/>
             <w:tcMar>
@@ -5745,10 +5836,10 @@
           <w:tcPr>
             <w:tcW w:w="1310" w:type="dxa"/>
             <w:tcBorders>
-              <w:top w:val="single" w:sz="4" w:space="0" w:color="AAAAAA"/>
-              <w:left w:val="single" w:sz="4" w:space="0" w:color="AAAAAA"/>
-              <w:bottom w:val="single" w:sz="4" w:space="0" w:color="AAAAAA"/>
-              <w:right w:val="single" w:sz="4" w:space="0" w:color="AAAAAA"/>
+              <w:top w:val="single" w:color="AAAAAA" w:sz="4" w:space="0"/>
+              <w:left w:val="single" w:color="AAAAAA" w:sz="4" w:space="0"/>
+              <w:bottom w:val="single" w:color="AAAAAA" w:sz="4" w:space="0"/>
+              <w:right w:val="single" w:color="AAAAAA" w:sz="4" w:space="0"/>
             </w:tcBorders>
             <w:shd w:val="clear" w:color="auto" w:fill="FFFFFF"/>
             <w:tcMar>
@@ -5772,10 +5863,10 @@
           <w:tcPr>
             <w:tcW w:w="1622" w:type="dxa"/>
             <w:tcBorders>
-              <w:top w:val="single" w:sz="4" w:space="0" w:color="AAAAAA"/>
-              <w:left w:val="single" w:sz="4" w:space="0" w:color="AAAAAA"/>
-              <w:bottom w:val="single" w:sz="4" w:space="0" w:color="AAAAAA"/>
-              <w:right w:val="single" w:sz="4" w:space="0" w:color="AAAAAA"/>
+              <w:top w:val="single" w:color="AAAAAA" w:sz="4" w:space="0"/>
+              <w:left w:val="single" w:color="AAAAAA" w:sz="4" w:space="0"/>
+              <w:bottom w:val="single" w:color="AAAAAA" w:sz="4" w:space="0"/>
+              <w:right w:val="single" w:color="AAAAAA" w:sz="4" w:space="0"/>
             </w:tcBorders>
             <w:shd w:val="clear" w:color="auto" w:fill="FFFFFF"/>
             <w:tcMar>
@@ -5804,10 +5895,10 @@
           <w:tcPr>
             <w:tcW w:w="1700" w:type="dxa"/>
             <w:tcBorders>
-              <w:top w:val="single" w:sz="4" w:space="0" w:color="AAAAAA"/>
-              <w:left w:val="single" w:sz="4" w:space="0" w:color="AAAAAA"/>
-              <w:bottom w:val="single" w:sz="4" w:space="0" w:color="AAAAAA"/>
-              <w:right w:val="single" w:sz="4" w:space="0" w:color="AAAAAA"/>
+              <w:top w:val="single" w:color="AAAAAA" w:sz="4" w:space="0"/>
+              <w:left w:val="single" w:color="AAAAAA" w:sz="4" w:space="0"/>
+              <w:bottom w:val="single" w:color="AAAAAA" w:sz="4" w:space="0"/>
+              <w:right w:val="single" w:color="AAAAAA" w:sz="4" w:space="0"/>
             </w:tcBorders>
             <w:shd w:val="clear" w:color="auto" w:fill="F2F2F2"/>
             <w:tcMar>
@@ -5831,10 +5922,10 @@
           <w:tcPr>
             <w:tcW w:w="1310" w:type="dxa"/>
             <w:tcBorders>
-              <w:top w:val="single" w:sz="4" w:space="0" w:color="AAAAAA"/>
-              <w:left w:val="single" w:sz="4" w:space="0" w:color="AAAAAA"/>
-              <w:bottom w:val="single" w:sz="4" w:space="0" w:color="AAAAAA"/>
-              <w:right w:val="single" w:sz="4" w:space="0" w:color="AAAAAA"/>
+              <w:top w:val="single" w:color="AAAAAA" w:sz="4" w:space="0"/>
+              <w:left w:val="single" w:color="AAAAAA" w:sz="4" w:space="0"/>
+              <w:bottom w:val="single" w:color="AAAAAA" w:sz="4" w:space="0"/>
+              <w:right w:val="single" w:color="AAAAAA" w:sz="4" w:space="0"/>
             </w:tcBorders>
             <w:shd w:val="clear" w:color="auto" w:fill="F2F2F2"/>
             <w:tcMar>
@@ -5864,10 +5955,10 @@
           <w:tcPr>
             <w:tcW w:w="1622" w:type="dxa"/>
             <w:tcBorders>
-              <w:top w:val="single" w:sz="4" w:space="0" w:color="AAAAAA"/>
-              <w:left w:val="single" w:sz="4" w:space="0" w:color="AAAAAA"/>
-              <w:bottom w:val="single" w:sz="4" w:space="0" w:color="AAAAAA"/>
-              <w:right w:val="single" w:sz="4" w:space="0" w:color="AAAAAA"/>
+              <w:top w:val="single" w:color="AAAAAA" w:sz="4" w:space="0"/>
+              <w:left w:val="single" w:color="AAAAAA" w:sz="4" w:space="0"/>
+              <w:bottom w:val="single" w:color="AAAAAA" w:sz="4" w:space="0"/>
+              <w:right w:val="single" w:color="AAAAAA" w:sz="4" w:space="0"/>
             </w:tcBorders>
             <w:shd w:val="clear" w:color="auto" w:fill="F2F2F2"/>
             <w:tcMar>
@@ -6922,16 +7013,16 @@
       <w:pPr>
         <w:spacing w:before="10" w:after="10"/>
         <w:rPr>
-          <w:rFonts w:ascii="Courier New" w:eastAsia="Courier New" w:hAnsi="Courier New" w:cs="Courier New"/>
-          <w:color w:val="000000"/>
-          <w:sz w:val="17"/>
-          <w:szCs w:val="17"/>
-          <w:lang w:val="en-US"/>
-        </w:rPr>
-      </w:pPr>
-      <w:r>
-        <w:rPr>
-          <w:rFonts w:ascii="Courier New" w:eastAsia="Courier New" w:hAnsi="Courier New" w:cs="Courier New"/>
+          <w:rFonts w:ascii="Courier New" w:hAnsi="Courier New" w:eastAsia="Courier New" w:cs="Courier New"/>
+          <w:color w:val="000000"/>
+          <w:sz w:val="17"/>
+          <w:szCs w:val="17"/>
+          <w:lang w:val="en-US"/>
+        </w:rPr>
+      </w:pPr>
+      <w:r>
+        <w:rPr>
+          <w:rFonts w:ascii="Courier New" w:hAnsi="Courier New" w:eastAsia="Courier New" w:cs="Courier New"/>
           <w:color w:val="000000"/>
           <w:sz w:val="17"/>
           <w:szCs w:val="17"/>
@@ -6941,7 +7032,7 @@
       </w:r>
       <w:r>
         <w:rPr>
-          <w:rFonts w:ascii="Courier New" w:eastAsia="Courier New" w:hAnsi="Courier New" w:cs="Courier New"/>
+          <w:rFonts w:ascii="Courier New" w:hAnsi="Courier New" w:eastAsia="Courier New" w:cs="Courier New"/>
           <w:color w:val="000000"/>
           <w:sz w:val="17"/>
           <w:szCs w:val="17"/>
@@ -6951,7 +7042,7 @@
       </w:r>
       <w:r>
         <w:rPr>
-          <w:rFonts w:ascii="Courier New" w:eastAsia="Courier New" w:hAnsi="Courier New" w:cs="Courier New"/>
+          <w:rFonts w:ascii="Courier New" w:hAnsi="Courier New" w:eastAsia="Courier New" w:cs="Courier New"/>
           <w:color w:val="000000"/>
           <w:sz w:val="17"/>
           <w:szCs w:val="17"/>
@@ -6961,7 +7052,7 @@
       </w:r>
       <w:r>
         <w:rPr>
-          <w:rFonts w:ascii="Courier New" w:eastAsia="Courier New" w:hAnsi="Courier New" w:cs="Courier New"/>
+          <w:rFonts w:ascii="Courier New" w:hAnsi="Courier New" w:eastAsia="Courier New" w:cs="Courier New"/>
           <w:color w:val="000000"/>
           <w:sz w:val="17"/>
           <w:szCs w:val="17"/>
@@ -6971,7 +7062,7 @@
       </w:r>
       <w:r>
         <w:rPr>
-          <w:rFonts w:ascii="Courier New" w:eastAsia="Courier New" w:hAnsi="Courier New" w:cs="Courier New"/>
+          <w:rFonts w:ascii="Courier New" w:hAnsi="Courier New" w:eastAsia="Courier New" w:cs="Courier New"/>
           <w:color w:val="000000"/>
           <w:sz w:val="17"/>
           <w:szCs w:val="17"/>
@@ -6984,7 +7075,7 @@
       <w:pPr>
         <w:spacing w:before="10" w:after="10"/>
         <w:rPr>
-          <w:rFonts w:ascii="Courier New" w:eastAsia="Courier New" w:hAnsi="Courier New" w:cs="Courier New"/>
+          <w:rFonts w:ascii="Courier New" w:hAnsi="Courier New" w:eastAsia="Courier New" w:cs="Courier New"/>
           <w:color w:val="000000"/>
           <w:sz w:val="17"/>
           <w:szCs w:val="17"/>
@@ -7894,9 +7985,9 @@
     <w:sectPr>
       <w:headerReference w:type="default" r:id="rId23"/>
       <w:type w:val="continuous"/>
-      <w:pgSz w:w="11906" w:h="16838"/>
+      <w:pgSz w:w="11906" w:h="16838" w:orient="portrait"/>
       <w:pgMar w:top="1440" w:right="1080" w:bottom="1440" w:left="1080" w:header="708" w:footer="708" w:gutter="0"/>
-      <w:cols w:num="2" w:space="720"/>
+      <w:cols w:space="720" w:num="2"/>
       <w:docGrid w:linePitch="360"/>
     </w:sectPr>
   </w:body>
@@ -8330,7 +8421,7 @@
   <w:docDefaults>
     <w:rPrDefault>
       <w:rPr>
-        <w:rFonts w:ascii="Times New Roman" w:eastAsia="Times New Roman" w:hAnsi="Times New Roman" w:cs="Times New Roman"/>
+        <w:rFonts w:ascii="Times New Roman" w:hAnsi="Times New Roman" w:eastAsia="Times New Roman" w:cs="Times New Roman"/>
         <w:sz w:val="19"/>
         <w:szCs w:val="19"/>
         <w:lang w:val="en-DE" w:eastAsia="en-GB" w:bidi="ar-SA"/>
@@ -8341,14 +8432,14 @@
   <w:latentStyles w:defLockedState="0" w:defUIPriority="99" w:defSemiHidden="0" w:defUnhideWhenUsed="0" w:defQFormat="0" w:count="376">
     <w:lsdException w:name="Normal" w:uiPriority="0" w:qFormat="1"/>
     <w:lsdException w:name="heading 1" w:uiPriority="9" w:qFormat="1"/>
-    <w:lsdException w:name="heading 2" w:semiHidden="1" w:uiPriority="9" w:unhideWhenUsed="1" w:qFormat="1"/>
-    <w:lsdException w:name="heading 3" w:semiHidden="1" w:uiPriority="9" w:unhideWhenUsed="1" w:qFormat="1"/>
-    <w:lsdException w:name="heading 4" w:semiHidden="1" w:uiPriority="9" w:unhideWhenUsed="1" w:qFormat="1"/>
-    <w:lsdException w:name="heading 5" w:semiHidden="1" w:uiPriority="9" w:unhideWhenUsed="1" w:qFormat="1"/>
-    <w:lsdException w:name="heading 6" w:semiHidden="1" w:uiPriority="9" w:unhideWhenUsed="1" w:qFormat="1"/>
-    <w:lsdException w:name="heading 7" w:semiHidden="1" w:uiPriority="9" w:unhideWhenUsed="1" w:qFormat="1"/>
-    <w:lsdException w:name="heading 8" w:semiHidden="1" w:uiPriority="9" w:unhideWhenUsed="1" w:qFormat="1"/>
-    <w:lsdException w:name="heading 9" w:semiHidden="1" w:uiPriority="9" w:unhideWhenUsed="1" w:qFormat="1"/>
+    <w:lsdException w:name="heading 2" w:uiPriority="9" w:semiHidden="1" w:unhideWhenUsed="1" w:qFormat="1"/>
+    <w:lsdException w:name="heading 3" w:uiPriority="9" w:semiHidden="1" w:unhideWhenUsed="1" w:qFormat="1"/>
+    <w:lsdException w:name="heading 4" w:uiPriority="9" w:semiHidden="1" w:unhideWhenUsed="1" w:qFormat="1"/>
+    <w:lsdException w:name="heading 5" w:uiPriority="9" w:semiHidden="1" w:unhideWhenUsed="1" w:qFormat="1"/>
+    <w:lsdException w:name="heading 6" w:uiPriority="9" w:semiHidden="1" w:unhideWhenUsed="1" w:qFormat="1"/>
+    <w:lsdException w:name="heading 7" w:uiPriority="9" w:semiHidden="1" w:unhideWhenUsed="1" w:qFormat="1"/>
+    <w:lsdException w:name="heading 8" w:uiPriority="9" w:semiHidden="1" w:unhideWhenUsed="1" w:qFormat="1"/>
+    <w:lsdException w:name="heading 9" w:uiPriority="9" w:semiHidden="1" w:unhideWhenUsed="1" w:qFormat="1"/>
     <w:lsdException w:name="index 1" w:semiHidden="1" w:unhideWhenUsed="1"/>
     <w:lsdException w:name="index 2" w:semiHidden="1" w:unhideWhenUsed="1"/>
     <w:lsdException w:name="index 3" w:semiHidden="1" w:unhideWhenUsed="1"/>
@@ -8358,22 +8449,22 @@
     <w:lsdException w:name="index 7" w:semiHidden="1" w:unhideWhenUsed="1"/>
     <w:lsdException w:name="index 8" w:semiHidden="1" w:unhideWhenUsed="1"/>
     <w:lsdException w:name="index 9" w:semiHidden="1" w:unhideWhenUsed="1"/>
-    <w:lsdException w:name="toc 1" w:semiHidden="1" w:uiPriority="39" w:unhideWhenUsed="1"/>
-    <w:lsdException w:name="toc 2" w:semiHidden="1" w:uiPriority="39" w:unhideWhenUsed="1"/>
-    <w:lsdException w:name="toc 3" w:semiHidden="1" w:uiPriority="39" w:unhideWhenUsed="1"/>
-    <w:lsdException w:name="toc 4" w:semiHidden="1" w:uiPriority="39" w:unhideWhenUsed="1"/>
-    <w:lsdException w:name="toc 5" w:semiHidden="1" w:uiPriority="39" w:unhideWhenUsed="1"/>
-    <w:lsdException w:name="toc 6" w:semiHidden="1" w:uiPriority="39" w:unhideWhenUsed="1"/>
-    <w:lsdException w:name="toc 7" w:semiHidden="1" w:uiPriority="39" w:unhideWhenUsed="1"/>
-    <w:lsdException w:name="toc 8" w:semiHidden="1" w:uiPriority="39" w:unhideWhenUsed="1"/>
-    <w:lsdException w:name="toc 9" w:semiHidden="1" w:uiPriority="39" w:unhideWhenUsed="1"/>
+    <w:lsdException w:name="toc 1" w:uiPriority="39" w:semiHidden="1" w:unhideWhenUsed="1"/>
+    <w:lsdException w:name="toc 2" w:uiPriority="39" w:semiHidden="1" w:unhideWhenUsed="1"/>
+    <w:lsdException w:name="toc 3" w:uiPriority="39" w:semiHidden="1" w:unhideWhenUsed="1"/>
+    <w:lsdException w:name="toc 4" w:uiPriority="39" w:semiHidden="1" w:unhideWhenUsed="1"/>
+    <w:lsdException w:name="toc 5" w:uiPriority="39" w:semiHidden="1" w:unhideWhenUsed="1"/>
+    <w:lsdException w:name="toc 6" w:uiPriority="39" w:semiHidden="1" w:unhideWhenUsed="1"/>
+    <w:lsdException w:name="toc 7" w:uiPriority="39" w:semiHidden="1" w:unhideWhenUsed="1"/>
+    <w:lsdException w:name="toc 8" w:uiPriority="39" w:semiHidden="1" w:unhideWhenUsed="1"/>
+    <w:lsdException w:name="toc 9" w:uiPriority="39" w:semiHidden="1" w:unhideWhenUsed="1"/>
     <w:lsdException w:name="Normal Indent" w:semiHidden="1" w:unhideWhenUsed="1"/>
     <w:lsdException w:name="footnote text" w:semiHidden="1" w:unhideWhenUsed="1"/>
     <w:lsdException w:name="annotation text" w:semiHidden="1" w:unhideWhenUsed="1"/>
     <w:lsdException w:name="header" w:semiHidden="1" w:unhideWhenUsed="1"/>
     <w:lsdException w:name="footer" w:semiHidden="1" w:unhideWhenUsed="1"/>
     <w:lsdException w:name="index heading" w:semiHidden="1" w:unhideWhenUsed="1"/>
-    <w:lsdException w:name="caption" w:semiHidden="1" w:uiPriority="35" w:unhideWhenUsed="1" w:qFormat="1"/>
+    <w:lsdException w:name="caption" w:uiPriority="35" w:semiHidden="1" w:unhideWhenUsed="1" w:qFormat="1"/>
     <w:lsdException w:name="table of figures" w:semiHidden="1" w:unhideWhenUsed="1"/>
     <w:lsdException w:name="envelope address" w:semiHidden="1" w:unhideWhenUsed="1"/>
     <w:lsdException w:name="envelope return" w:semiHidden="1" w:unhideWhenUsed="1"/>
@@ -8404,7 +8495,7 @@
     <w:lsdException w:name="Title" w:uiPriority="10" w:qFormat="1"/>
     <w:lsdException w:name="Closing" w:semiHidden="1" w:unhideWhenUsed="1"/>
     <w:lsdException w:name="Signature" w:semiHidden="1" w:unhideWhenUsed="1"/>
-    <w:lsdException w:name="Default Paragraph Font" w:semiHidden="1" w:uiPriority="1" w:unhideWhenUsed="1"/>
+    <w:lsdException w:name="Default Paragraph Font" w:uiPriority="1" w:semiHidden="1" w:unhideWhenUsed="1"/>
     <w:lsdException w:name="Body Text" w:semiHidden="1" w:unhideWhenUsed="1"/>
     <w:lsdException w:name="Body Text Indent" w:semiHidden="1" w:unhideWhenUsed="1"/>
     <w:lsdException w:name="List Continue" w:semiHidden="1" w:unhideWhenUsed="1"/>
@@ -8604,8 +8695,8 @@
     <w:lsdException w:name="Subtle Reference" w:uiPriority="31" w:qFormat="1"/>
     <w:lsdException w:name="Intense Reference" w:uiPriority="32" w:qFormat="1"/>
     <w:lsdException w:name="Book Title" w:uiPriority="33" w:qFormat="1"/>
-    <w:lsdException w:name="Bibliography" w:semiHidden="1" w:uiPriority="37" w:unhideWhenUsed="1"/>
-    <w:lsdException w:name="TOC Heading" w:semiHidden="1" w:uiPriority="39" w:unhideWhenUsed="1" w:qFormat="1"/>
+    <w:lsdException w:name="Bibliography" w:uiPriority="37" w:semiHidden="1" w:unhideWhenUsed="1"/>
+    <w:lsdException w:name="TOC Heading" w:uiPriority="39" w:semiHidden="1" w:unhideWhenUsed="1" w:qFormat="1"/>
     <w:lsdException w:name="Plain Table 1" w:uiPriority="41"/>
     <w:lsdException w:name="Plain Table 2" w:uiPriority="42"/>
     <w:lsdException w:name="Plain Table 3" w:uiPriority="43"/>
@@ -8716,7 +8807,7 @@
     <w:lsdException w:name="Unresolved Mention" w:semiHidden="1" w:unhideWhenUsed="1"/>
     <w:lsdException w:name="Smart Link" w:semiHidden="1" w:unhideWhenUsed="1"/>
   </w:latentStyles>
-  <w:style w:type="paragraph" w:default="1" w:styleId="Normal">
+  <w:style w:type="paragraph" w:styleId="Normal" w:default="1">
     <w:name w:val="Normal"/>
     <w:qFormat/>
   </w:style>
@@ -8816,13 +8907,13 @@
       <w:color w:val="1F4D78"/>
     </w:rPr>
   </w:style>
-  <w:style w:type="character" w:default="1" w:styleId="DefaultParagraphFont">
+  <w:style w:type="character" w:styleId="DefaultParagraphFont" w:default="1">
     <w:name w:val="Default Paragraph Font"/>
     <w:uiPriority w:val="1"/>
     <w:semiHidden/>
     <w:unhideWhenUsed/>
   </w:style>
-  <w:style w:type="table" w:default="1" w:styleId="TableNormal">
+  <w:style w:type="table" w:styleId="TableNormal" w:default="1">
     <w:name w:val="Normal Table"/>
     <w:uiPriority w:val="99"/>
     <w:semiHidden/>
@@ -8837,7 +8928,7 @@
       </w:tblCellMar>
     </w:tblPr>
   </w:style>
-  <w:style w:type="numbering" w:default="1" w:styleId="NoList">
+  <w:style w:type="numbering" w:styleId="NoList" w:default="1">
     <w:name w:val="No List"/>
     <w:uiPriority w:val="99"/>
     <w:semiHidden/>
@@ -8854,7 +8945,7 @@
       <w:szCs w:val="56"/>
     </w:rPr>
   </w:style>
-  <w:style w:type="paragraph" w:customStyle="1" w:styleId="Strong1">
+  <w:style w:type="paragraph" w:styleId="Strong1" w:customStyle="1">
     <w:name w:val="Strong1"/>
     <w:basedOn w:val="Normal"/>
     <w:next w:val="Normal"/>
@@ -8899,7 +8990,7 @@
       <w:szCs w:val="20"/>
     </w:rPr>
   </w:style>
-  <w:style w:type="character" w:customStyle="1" w:styleId="FootnoteTextChar">
+  <w:style w:type="character" w:styleId="FootnoteTextChar" w:customStyle="1">
     <w:name w:val="Footnote Text Char"/>
     <w:link w:val="FootnoteText"/>
     <w:uiPriority w:val="99"/>
@@ -8910,7 +9001,7 @@
       <w:szCs w:val="20"/>
     </w:rPr>
   </w:style>
-  <w:style w:type="paragraph" w:customStyle="1" w:styleId="Author">
+  <w:style w:type="paragraph" w:styleId="Author" w:customStyle="1">
     <w:name w:val="Author"/>
     <w:basedOn w:val="Normal"/>
     <w:uiPriority w:val="1"/>
@@ -8947,12 +9038,12 @@
     <w:rsid w:val="00FB4123"/>
     <w:tblPr>
       <w:tblBorders>
-        <w:top w:val="single" w:sz="4" w:space="0" w:color="000000" w:themeColor="text1"/>
-        <w:left w:val="single" w:sz="4" w:space="0" w:color="000000" w:themeColor="text1"/>
-        <w:bottom w:val="single" w:sz="4" w:space="0" w:color="000000" w:themeColor="text1"/>
-        <w:right w:val="single" w:sz="4" w:space="0" w:color="000000" w:themeColor="text1"/>
-        <w:insideH w:val="single" w:sz="4" w:space="0" w:color="000000" w:themeColor="text1"/>
-        <w:insideV w:val="single" w:sz="4" w:space="0" w:color="000000" w:themeColor="text1"/>
+        <w:top w:val="single" w:color="000000" w:themeColor="text1" w:sz="4" w:space="0"/>
+        <w:left w:val="single" w:color="000000" w:themeColor="text1" w:sz="4" w:space="0"/>
+        <w:bottom w:val="single" w:color="000000" w:themeColor="text1" w:sz="4" w:space="0"/>
+        <w:right w:val="single" w:color="000000" w:themeColor="text1" w:sz="4" w:space="0"/>
+        <w:insideH w:val="single" w:color="000000" w:themeColor="text1" w:sz="4" w:space="0"/>
+        <w:insideV w:val="single" w:color="000000" w:themeColor="text1" w:sz="4" w:space="0"/>
       </w:tblBorders>
     </w:tblPr>
   </w:style>
@@ -8960,7 +9051,7 @@
 </file>
 
 <file path=word/theme/theme1.xml><?xml version="1.0" encoding="utf-8"?>
-<a:theme xmlns:a="http://schemas.openxmlformats.org/drawingml/2006/main" name="Office Theme">
+<a:theme xmlns:a="http://schemas.openxmlformats.org/drawingml/2006/main" xmlns:thm15="http://schemas.microsoft.com/office/thememl/2012/main" name="Office Theme">
   <a:themeElements>
     <a:clrScheme name="Office">
       <a:dk1>
